--- a/source/fr/2-level-one.docx
+++ b/source/fr/2-level-one.docx
@@ -135,7 +135,7 @@
           <w:sz w:val="20"/>
           <w:szCs w:val="20"/>
         </w:rPr>
-        <w:t xml:space="preserve">Version 2.1 — Août 2026</w:t>
+        <w:t xml:space="preserve">Version 2.2 — Septembre 2026</w:t>
       </w:r>
     </w:p>
     <w:p>
@@ -163,6 +163,105 @@
       <w:r>
         <w:t xml:space="preserve">Ceci est le Niveau Un. Il suppose que vous avez fait les choses du Niveau Zéro : configurer Claude, lancer une tâche dans Cowork, retrouver vos fichiers, gérer une session. Sinon, lisez d'abord le Niveau Zéro — ce livre s'appuie dessus.</w:t>
       </w:r>
+    </w:p>
+    <w:p>
+      <w:pPr>
+        <w:keepLines/>
+        <w:widowControl/>
+        <w:spacing w:after="100" w:line="262"/>
+      </w:pPr>
+      <w:r>
+        <w:rPr>
+          <w:b/>
+          <w:bCs/>
+        </w:rPr>
+        <w:t xml:space="preserve">Vous n'avez jamais utilisé d'IA ?</w:t>
+      </w:r>
+      <w:r>
+        <w:t xml:space="preserve"> Commencez par le guide de deux pages </w:t>
+      </w:r>
+      <w:r>
+        <w:rPr>
+          <w:b/>
+          <w:bCs/>
+        </w:rPr>
+        <w:t xml:space="preserve">Commencez ici</w:t>
+      </w:r>
+      <w:r>
+        <w:t xml:space="preserve">, puis le Niveau Zéro.</w:t>
+      </w:r>
+    </w:p>
+    <w:tbl>
+      <w:tblPr>
+        <w:tblW w:type="dxa" w:w="9026"/>
+      </w:tblPr>
+      <w:tblGrid>
+        <w:gridCol w:w="9026"/>
+      </w:tblGrid>
+      <w:tr>
+        <w:trPr>
+          <w:cantSplit/>
+        </w:trPr>
+        <w:tc>
+          <w:tcPr>
+            <w:tcW w:type="dxa" w:w="9026"/>
+            <w:tcBorders>
+              <w:top w:val="single" w:color="B7892B" w:sz="2"/>
+              <w:left w:val="single" w:color="B7892B" w:sz="18"/>
+              <w:bottom w:val="single" w:color="B7892B" w:sz="2"/>
+              <w:right w:val="single" w:color="B7892B" w:sz="2"/>
+            </w:tcBorders>
+            <w:shd w:fill="FFF6E0" w:val="clear"/>
+            <w:tcMar>
+              <w:top w:type="dxa" w:w="120"/>
+              <w:left w:type="dxa" w:w="200"/>
+              <w:bottom w:type="dxa" w:w="120"/>
+              <w:right w:type="dxa" w:w="160"/>
+            </w:tcMar>
+          </w:tcPr>
+          <w:p>
+            <w:pPr>
+              <w:keepNext/>
+              <w:spacing w:after="60"/>
+            </w:pPr>
+            <w:r>
+              <w:rPr>
+                <w:b/>
+                <w:bCs/>
+                <w:color w:val="B7892B"/>
+                <w:sz w:val="22"/>
+                <w:szCs w:val="22"/>
+              </w:rPr>
+              <w:t xml:space="preserve">Quel forfait vous faut-il ?</w:t>
+            </w:r>
+          </w:p>
+          <w:p>
+            <w:pPr>
+              <w:keepLines/>
+              <w:widowControl/>
+              <w:spacing w:after="60" w:line="262"/>
+            </w:pPr>
+            <w:r>
+              <w:t xml:space="preserve">La plus grande partie du Niveau Un utilise Cowork, Code, les connectors et les tâches programmées. Ils demandent un forfait payant (voir Niveau Zéro, chapitre 3).</w:t>
+            </w:r>
+          </w:p>
+          <w:p>
+            <w:pPr>
+              <w:keepLines/>
+              <w:widowControl/>
+              <w:spacing w:after="60" w:line="262"/>
+            </w:pPr>
+            <w:r>
+              <w:t xml:space="preserve">Le chapitre 1 (prompting) et le chapitre 5 (données et RGPD) sont utiles avec n'importe quel forfait.</w:t>
+            </w:r>
+          </w:p>
+        </w:tc>
+      </w:tr>
+    </w:tbl>
+    <w:p>
+      <w:pPr>
+        <w:spacing w:after="80" w:line="120" w:lineRule="exact"/>
+      </w:pPr>
     </w:p>
     <w:p>
       <w:pPr>
@@ -375,7 +474,7 @@
                 <w:sz w:val="22"/>
                 <w:szCs w:val="22"/>
               </w:rPr>
-              <w:t xml:space="preserve">Nouveautés de la version 2.1</w:t>
+              <w:t xml:space="preserve">Nouveautés de la version 2.2</w:t>
             </w:r>
           </w:p>
           <w:p>
@@ -386,7 +485,7 @@
               <w:spacing w:after="100" w:line="262"/>
             </w:pPr>
             <w:r>
-              <w:t xml:space="preserve">Ajouts : « Record a skill » dans Cowork (chapitre 3) et Claude Design (chapitre 10). Mises à jour : où vivent désormais les Projects dans le nouvel accueil unique, et un rappel que les modèles et les écrans changent vite.</w:t>
+              <w:t xml:space="preserve">Ajouts : une courte explication de chaque mot technique à sa première apparition ; un glossaire classé par thème ; une note sur le forfait nécessaire. Mises à jour : les règles tirées de mon expérience sont désormais présentées comme telles, pas comme des faits.</w:t>
             </w:r>
           </w:p>
         </w:tc>
@@ -402,6 +501,7 @@
         <w:pStyle w:val="Heading1"/>
         <w:keepNext/>
         <w:keepLines/>
+        <w:outlineLvl w:val="9"/>
       </w:pPr>
       <w:r>
         <w:t xml:space="preserve">Table des matières</w:t>
@@ -420,7 +520,13 @@
           </w:r>
         </w:p>
         <w:p>
+          <w:pPr>
+            <w:spacing w:before="0" w:after="0" w:line="20" w:lineRule="exact"/>
+          </w:pPr>
           <w:r>
+            <w:rPr>
+              <w:sz w:val="2"/>
+            </w:rPr>
             <w:fldChar w:fldCharType="end"/>
           </w:r>
         </w:p>
@@ -1089,7 +1195,7 @@
         <w:spacing w:after="100" w:line="262"/>
       </w:pPr>
       <w:r>
-        <w:t xml:space="preserve">Ne visez pas le coup parfait du premier essai. Demandez un brouillon, réagissez, laissez Claude ajuster. Trois tours de « bien, mais plus court et moins formel » battent trente minutes à fabriquer le prompt parfait.</w:t>
+        <w:t xml:space="preserve">Ne visez pas le coup parfait du premier essai. Demandez un brouillon, réagissez, laissez Claude ajuster. D'après mon expérience, trois tours de « bien, mais plus court et moins formel » battent trente minutes à fabriquer le prompt parfait.</w:t>
       </w:r>
     </w:p>
     <w:p>
@@ -1180,7 +1286,7 @@
         <w:spacing w:after="100" w:line="262"/>
       </w:pPr>
       <w:r>
-        <w:t xml:space="preserve">Les instructions ne sont pas de la documentation — c'est le minimum qui empêche Claude de dériver. Cinq à huit lignes :</w:t>
+        <w:t xml:space="preserve">Les instructions ne sont pas de la documentation — c'est le minimum qui empêche Claude de dériver. D'après mon expérience, cinq à huit lignes suffisent :</w:t>
       </w:r>
     </w:p>
     <w:p>
@@ -1306,7 +1412,7 @@
               <w:spacing w:after="100" w:line="262"/>
             </w:pPr>
             <w:r>
-              <w:t xml:space="preserve">Plus de fichiers ne veut pas dire de meilleures réponses — mais plus de bruit à filtrer. Envoyez des exemples de bon travail et vos modèles, pas toute votre archive. Si une réponse dérive, c'est souvent trop de fichiers, pas trop peu.</w:t>
+              <w:t xml:space="preserve">Plus de fichiers ne veut pas dire de meilleures réponses — mais plus de bruit à filtrer. Envoyez des exemples de bon travail et vos modèles, pas toute votre archive. D'après mon expérience, si une réponse dérive, c'est souvent trop de fichiers, pas trop peu.</w:t>
             </w:r>
           </w:p>
         </w:tc>
@@ -1697,7 +1803,7 @@
         <w:t xml:space="preserve">Les intégrations intégrées d'Anthropic </w:t>
       </w:r>
       <w:r>
-        <w:t xml:space="preserve">— de première partie (Gmail, Drive, GitHub, Slack…).</w:t>
+        <w:t xml:space="preserve">— de première partie, faits par Anthropic elle-même (Gmail, Drive, GitHub, Slack…).</w:t>
       </w:r>
     </w:p>
     <w:p>
@@ -1720,7 +1826,7 @@
         <w:t xml:space="preserve">Les connectors de l'annuaire </w:t>
       </w:r>
       <w:r>
-        <w:t xml:space="preserve">— tiers, mais examinés et validés par Anthropic avant d'être listés.</w:t>
+        <w:t xml:space="preserve">— tiers (faits par d'autres entreprises), mais examinés et validés par Anthropic avant d'être listés.</w:t>
       </w:r>
     </w:p>
     <w:p>
@@ -1764,7 +1870,7 @@
         <w:spacing w:after="100" w:line="262"/>
       </w:pPr>
       <w:r>
-        <w:t xml:space="preserve">Commencez en lecture seule. Demandez de résumer le courrier non lu du jour, ou de lister les réunions de la semaine, avant de laisser Claude envoyer ou modifier. Bâtissez la confiance sur des tâches sans conséquence, puis élargissez.</w:t>
+        <w:t xml:space="preserve">Commencez en lecture seule (Claude peut regarder, mais ni envoyer ni modifier). Demandez de résumer le courrier non lu du jour, ou de lister les réunions de la semaine, avant de laisser Claude envoyer ou modifier. Bâtissez la confiance sur des tâches sans conséquence, puis élargissez.</w:t>
       </w:r>
     </w:p>
     <w:p>
@@ -1785,7 +1891,7 @@
         <w:spacing w:after="100" w:line="262"/>
       </w:pPr>
       <w:r>
-        <w:t xml:space="preserve">Dès que Claude touche de vraies données d'entreprise — via un connector, un document collé ou un dossier — la protection des données devient votre responsabilité. Ce chapitre est de la sensibilisation pratique, pas un conseil juridique ; en cas de doute, demandez à votre délégué à la protection des données (DPO).</w:t>
+        <w:t xml:space="preserve">Dès que Claude touche de vraies données d'entreprise — via un connector, un document collé ou un dossier — la protection des données devient votre responsabilité. Ce chapitre est de la sensibilisation pratique, pas un conseil juridique ; en cas de doute, demandez à votre délégué à la protection des données (DPO : la personne de votre organisation responsable des données personnelles).</w:t>
       </w:r>
     </w:p>
     <w:p>
@@ -1859,7 +1965,7 @@
         <w:spacing w:after="46" w:line="258"/>
       </w:pPr>
       <w:r>
-        <w:t xml:space="preserve">Pourrais-je anonymiser ou caviarder et obtenir quand même le résultat ?</w:t>
+        <w:t xml:space="preserve">Pourrais-je anonymiser ou caviarder (retirer les noms et les détails qui identifient des personnes) et obtenir quand même le résultat ?</w:t>
       </w:r>
     </w:p>
     <w:p>
@@ -2034,7 +2140,7 @@
               <w:spacing w:after="100" w:line="262"/>
             </w:pPr>
             <w:r>
-              <w:t xml:space="preserve">Chat, Cowork et Code envoient tous votre contenu aux serveurs d'Anthropic. Claude ne tourne pas sur votre ordinateur, et aucun réglage ne garde vos données en local. Vous POUVEZ désactiver l'usage de vos conversations pour entraîner les modèles (Settings, Privacy), ce qui raccourcit aussi la conservation. Les comptes Team, Enterprise et API n'entraînent pas sur vos données par défaut. Pour une IA vraiment locale et hors ligne, il faudrait un autre modèle auto-hébergé — pas Claude.</w:t>
+              <w:t xml:space="preserve">Chat, Cowork et Code envoient tous votre contenu aux serveurs d'Anthropic. Claude ne tourne pas sur votre ordinateur, et aucun réglage ne garde vos données en local. Vous POUVEZ désactiver l'usage de vos conversations pour entraîner les modèles (Settings, Privacy), ce qui raccourcit aussi la conservation (la durée pendant laquelle vos données sont gardées). Les comptes Team, Enterprise et API n'entraînent pas sur vos données par défaut. Pour une IA vraiment locale et hors ligne, il faudrait un autre modèle auto-hébergé — pas Claude.</w:t>
             </w:r>
           </w:p>
         </w:tc>
@@ -2427,7 +2533,7 @@
         <w:t xml:space="preserve">À plusieurs sur les mêmes fichiers ? </w:t>
       </w:r>
       <w:r>
-        <w:t xml:space="preserve">Git pour le code ; une bibliothèque SharePoint ou Drive pour les documents.</w:t>
+        <w:t xml:space="preserve">Git pour le code ; une bibliothèque SharePoint (la bibliothèque de documents partagée de Microsoft) ou Drive pour les documents.</w:t>
       </w:r>
     </w:p>
     <w:p>
@@ -2448,7 +2554,7 @@
         <w:spacing w:after="100" w:line="262"/>
       </w:pPr>
       <w:r>
-        <w:t xml:space="preserve">Quel que soit votre choix, pointez Cowork ou Code vers un dossier propre à la forme évidente : fichiers source, un endroit pour les sorties, un fichier de notes ou README, et rien d'étranger. Un dossier net rend Claude plus rapide et vos collègues plus sereins.</w:t>
+        <w:t xml:space="preserve">Quel que soit votre choix, pointez Cowork ou Code vers un dossier propre à la forme évidente : fichiers source, un endroit pour les sorties, un fichier de notes ou README (un court texte qui explique le projet), et rien d'étranger. Un dossier net rend Claude plus rapide et vos collègues plus sereins.</w:t>
       </w:r>
     </w:p>
     <w:p>
@@ -3338,7 +3444,7 @@
         <w:t xml:space="preserve">Ignorer toutes les permissions </w:t>
       </w:r>
       <w:r>
-        <w:t xml:space="preserve">(mode « vibe » rapide) : seulement dans un dossier dédié, sauvegardé par Git, remplaçable — jamais votre dossier personnel.</w:t>
+        <w:t xml:space="preserve">(mode « vibe » rapide) : seulement dans un dossier dédié, sauvegardé par Git, remplaçable — jamais votre dossier personnel (tout votre dossier utilisateur).</w:t>
       </w:r>
     </w:p>
     <w:p>
@@ -3401,7 +3507,7 @@
         <w:spacing w:after="100" w:line="262"/>
       </w:pPr>
       <w:r>
-        <w:t xml:space="preserve">Cousin de Code, lancé en 2026 en aperçu de recherche sur </w:t>
+        <w:t xml:space="preserve">Cousin de Code, lancé en 2026 en aperçu de recherche (une première version de test) sur </w:t>
       </w:r>
       <w:r>
         <w:rPr>
@@ -3410,7 +3516,7 @@
         <w:t xml:space="preserve">claude.ai/design</w:t>
       </w:r>
       <w:r>
-        <w:t xml:space="preserve">, Claude Design construit l'apparence des choses — maquettes, landing pages, sites simples et présentations — à partir d'une description en clair. Contrairement à un générateur d'images, il produit la vraie chose : une mise en page fonctionnelle avec des boutons cliquables, pas une image de bouton. Utilisez-le quand ce que vous voulez est une page ou un design plutôt qu'un logiciel. Sur Pro, Max, Team et Enterprise ; étant un aperçu de recherche, attendez-vous à ce qu'il évolue.</w:t>
+        <w:t xml:space="preserve">, Claude Design construit l'apparence des choses — maquettes (premières esquisses d'un écran), landing pages, sites simples et présentations — à partir d'une description en clair. Contrairement à un générateur d'images, il produit la vraie chose : une mise en page fonctionnelle avec des boutons cliquables, pas une image de bouton. Utilisez-le quand ce que vous voulez est une page ou un design plutôt qu'un logiciel. Sur Pro, Max, Team et Enterprise ; étant un aperçu de recherche, attendez-vous à ce qu'il évolue.</w:t>
       </w:r>
     </w:p>
     <w:p>
@@ -4005,7 +4111,7 @@
                 <w:sz w:val="21"/>
                 <w:szCs w:val="21"/>
               </w:rPr>
-              <w:t xml:space="preserve">Se connecter à un serveur ou Pi et y copier des fichiers.</w:t>
+              <w:t xml:space="preserve">Se connecter à un serveur ou à un Raspberry Pi (un petit ordinateur bon marché) et y copier des fichiers.</w:t>
             </w:r>
           </w:p>
         </w:tc>
@@ -4381,6 +4487,23 @@
         <w:t xml:space="preserve">Glossaire des nouveaux termes</w:t>
       </w:r>
     </w:p>
+    <w:p>
+      <w:pPr>
+        <w:keepNext/>
+        <w:keepLines/>
+        <w:spacing w:before="160" w:after="60"/>
+      </w:pPr>
+      <w:r>
+        <w:rPr>
+          <w:b/>
+          <w:bCs/>
+          <w:color w:val="1F3A5F"/>
+          <w:sz w:val="24"/>
+          <w:szCs w:val="24"/>
+        </w:rPr>
+        <w:t xml:space="preserve">Prompting et projets</w:t>
+      </w:r>
+    </w:p>
     <w:tbl>
       <w:tblPr>
         <w:tblW w:type="dxa" w:w="9026"/>
@@ -4394,8 +4517,8 @@
         </w:tblBorders>
       </w:tblPr>
       <w:tblGrid>
-        <w:gridCol w:w="2600"/>
-        <w:gridCol w:w="6426"/>
+        <w:gridCol w:w="2300"/>
+        <w:gridCol w:w="6726"/>
       </w:tblGrid>
       <w:tr>
         <w:trPr>
@@ -4404,16 +4527,20 @@
         </w:trPr>
         <w:tc>
           <w:tcPr>
-            <w:tcW w:type="dxa" w:w="2600"/>
+            <w:tcW w:type="dxa" w:w="2300"/>
             <w:shd w:fill="1F3A5F" w:val="clear"/>
             <w:tcMar>
-              <w:top w:type="dxa" w:w="80"/>
-              <w:left w:type="dxa" w:w="120"/>
-              <w:bottom w:type="dxa" w:w="80"/>
-              <w:right w:type="dxa" w:w="120"/>
-            </w:tcMar>
-          </w:tcPr>
-          <w:p>
+              <w:top w:type="dxa" w:w="70"/>
+              <w:left w:type="dxa" w:w="120"/>
+              <w:bottom w:type="dxa" w:w="70"/>
+              <w:right w:type="dxa" w:w="120"/>
+            </w:tcMar>
+          </w:tcPr>
+          <w:p>
+            <w:pPr>
+              <w:keepNext/>
+              <w:spacing w:after="0"/>
+            </w:pPr>
             <w:r>
               <w:rPr>
                 <w:b/>
@@ -4428,16 +4555,20 @@
         </w:tc>
         <w:tc>
           <w:tcPr>
-            <w:tcW w:type="dxa" w:w="6426"/>
+            <w:tcW w:type="dxa" w:w="6726"/>
             <w:shd w:fill="1F3A5F" w:val="clear"/>
             <w:tcMar>
-              <w:top w:type="dxa" w:w="80"/>
-              <w:left w:type="dxa" w:w="120"/>
-              <w:bottom w:type="dxa" w:w="80"/>
-              <w:right w:type="dxa" w:w="120"/>
-            </w:tcMar>
-          </w:tcPr>
-          <w:p>
+              <w:top w:type="dxa" w:w="70"/>
+              <w:left w:type="dxa" w:w="120"/>
+              <w:bottom w:type="dxa" w:w="70"/>
+              <w:right w:type="dxa" w:w="120"/>
+            </w:tcMar>
+          </w:tcPr>
+          <w:p>
+            <w:pPr>
+              <w:keepNext/>
+              <w:spacing w:after="0"/>
+            </w:pPr>
             <w:r>
               <w:rPr>
                 <w:b/>
@@ -4457,7 +4588,7 @@
         </w:trPr>
         <w:tc>
           <w:tcPr>
-            <w:tcW w:type="dxa" w:w="2600"/>
+            <w:tcW w:type="dxa" w:w="2300"/>
             <w:shd w:fill="EDF2F7" w:val="clear"/>
             <w:tcMar>
               <w:top w:type="dxa" w:w="70"/>
@@ -4467,18 +4598,21 @@
             </w:tcMar>
           </w:tcPr>
           <w:p>
-            <w:r>
-              <w:rPr>
-                <w:sz w:val="21"/>
-                <w:szCs w:val="21"/>
-              </w:rPr>
-              <w:t xml:space="preserve">Repository (dépôt)</w:t>
-            </w:r>
-          </w:p>
-        </w:tc>
-        <w:tc>
-          <w:tcPr>
-            <w:tcW w:type="dxa" w:w="6426"/>
+            <w:pPr>
+              <w:spacing w:after="0"/>
+            </w:pPr>
+            <w:r>
+              <w:rPr>
+                <w:sz w:val="21"/>
+                <w:szCs w:val="21"/>
+              </w:rPr>
+              <w:t xml:space="preserve">Fichier anti-style</w:t>
+            </w:r>
+          </w:p>
+        </w:tc>
+        <w:tc>
+          <w:tcPr>
+            <w:tcW w:type="dxa" w:w="6726"/>
             <w:shd w:fill="EDF2F7" w:val="clear"/>
             <w:tcMar>
               <w:top w:type="dxa" w:w="70"/>
@@ -4488,12 +4622,15 @@
             </w:tcMar>
           </w:tcPr>
           <w:p>
-            <w:r>
-              <w:rPr>
-                <w:sz w:val="21"/>
-                <w:szCs w:val="21"/>
-              </w:rPr>
-              <w:t xml:space="preserve">Un dossier de projet plus tout son historique d'instantanés, géré par Git.</w:t>
+            <w:pPr>
+              <w:spacing w:after="0"/>
+            </w:pPr>
+            <w:r>
+              <w:rPr>
+                <w:sz w:val="21"/>
+                <w:szCs w:val="21"/>
+              </w:rPr>
+              <w:t xml:space="preserve">Une courte liste de mots et de tournures que Claude ne doit jamais utiliser.</w:t>
             </w:r>
           </w:p>
         </w:tc>
@@ -4504,7 +4641,7 @@
         </w:trPr>
         <w:tc>
           <w:tcPr>
-            <w:tcW w:type="dxa" w:w="2600"/>
+            <w:tcW w:type="dxa" w:w="2300"/>
             <w:shd w:fill="FFFFFF" w:val="clear"/>
             <w:tcMar>
               <w:top w:type="dxa" w:w="70"/>
@@ -4514,18 +4651,21 @@
             </w:tcMar>
           </w:tcPr>
           <w:p>
-            <w:r>
-              <w:rPr>
-                <w:sz w:val="21"/>
-                <w:szCs w:val="21"/>
-              </w:rPr>
-              <w:t xml:space="preserve">Commit</w:t>
-            </w:r>
-          </w:p>
-        </w:tc>
-        <w:tc>
-          <w:tcPr>
-            <w:tcW w:type="dxa" w:w="6426"/>
+            <w:pPr>
+              <w:spacing w:after="0"/>
+            </w:pPr>
+            <w:r>
+              <w:rPr>
+                <w:sz w:val="21"/>
+                <w:szCs w:val="21"/>
+              </w:rPr>
+              <w:t xml:space="preserve">Instructions de projet</w:t>
+            </w:r>
+          </w:p>
+        </w:tc>
+        <w:tc>
+          <w:tcPr>
+            <w:tcW w:type="dxa" w:w="6726"/>
             <w:shd w:fill="FFFFFF" w:val="clear"/>
             <w:tcMar>
               <w:top w:type="dxa" w:w="70"/>
@@ -4535,12 +4675,15 @@
             </w:tcMar>
           </w:tcPr>
           <w:p>
-            <w:r>
-              <w:rPr>
-                <w:sz w:val="21"/>
-                <w:szCs w:val="21"/>
-              </w:rPr>
-              <w:t xml:space="preserve">Un instantané enregistré, avec un court message décrivant le changement.</w:t>
+            <w:pPr>
+              <w:spacing w:after="0"/>
+            </w:pPr>
+            <w:r>
+              <w:rPr>
+                <w:sz w:val="21"/>
+                <w:szCs w:val="21"/>
+              </w:rPr>
+              <w:t xml:space="preserve">Cinq à huit lignes qui disent à Claude à quoi sert un projet et comment travailler.</w:t>
             </w:r>
           </w:p>
         </w:tc>
@@ -4551,7 +4694,7 @@
         </w:trPr>
         <w:tc>
           <w:tcPr>
-            <w:tcW w:type="dxa" w:w="2600"/>
+            <w:tcW w:type="dxa" w:w="2300"/>
             <w:shd w:fill="EDF2F7" w:val="clear"/>
             <w:tcMar>
               <w:top w:type="dxa" w:w="70"/>
@@ -4561,18 +4704,21 @@
             </w:tcMar>
           </w:tcPr>
           <w:p>
-            <w:r>
-              <w:rPr>
-                <w:sz w:val="21"/>
-                <w:szCs w:val="21"/>
-              </w:rPr>
-              <w:t xml:space="preserve">Push / Pull</w:t>
-            </w:r>
-          </w:p>
-        </w:tc>
-        <w:tc>
-          <w:tcPr>
-            <w:tcW w:type="dxa" w:w="6426"/>
+            <w:pPr>
+              <w:spacing w:after="0"/>
+            </w:pPr>
+            <w:r>
+              <w:rPr>
+                <w:sz w:val="21"/>
+                <w:szCs w:val="21"/>
+              </w:rPr>
+              <w:t xml:space="preserve">Skill</w:t>
+            </w:r>
+          </w:p>
+        </w:tc>
+        <w:tc>
+          <w:tcPr>
+            <w:tcW w:type="dxa" w:w="6726"/>
             <w:shd w:fill="EDF2F7" w:val="clear"/>
             <w:tcMar>
               <w:top w:type="dxa" w:w="70"/>
@@ -4582,12 +4728,15 @@
             </w:tcMar>
           </w:tcPr>
           <w:p>
-            <w:r>
-              <w:rPr>
-                <w:sz w:val="21"/>
-                <w:szCs w:val="21"/>
-              </w:rPr>
-              <w:t xml:space="preserve">Envoyer vos commits vers la copie en ligne / récupérer ceux des autres.</w:t>
+            <w:pPr>
+              <w:spacing w:after="0"/>
+            </w:pPr>
+            <w:r>
+              <w:rPr>
+                <w:sz w:val="21"/>
+                <w:szCs w:val="21"/>
+              </w:rPr>
+              <w:t xml:space="preserve">Un fichier d'instructions réutilisable (SKILL.md) qui apprend un métier à Claude.</w:t>
             </w:r>
           </w:p>
         </w:tc>
@@ -4598,7 +4747,7 @@
         </w:trPr>
         <w:tc>
           <w:tcPr>
-            <w:tcW w:type="dxa" w:w="2600"/>
+            <w:tcW w:type="dxa" w:w="2300"/>
             <w:shd w:fill="FFFFFF" w:val="clear"/>
             <w:tcMar>
               <w:top w:type="dxa" w:w="70"/>
@@ -4608,18 +4757,21 @@
             </w:tcMar>
           </w:tcPr>
           <w:p>
-            <w:r>
-              <w:rPr>
-                <w:sz w:val="21"/>
-                <w:szCs w:val="21"/>
-              </w:rPr>
-              <w:t xml:space="preserve">Branch (branche)</w:t>
-            </w:r>
-          </w:p>
-        </w:tc>
-        <w:tc>
-          <w:tcPr>
-            <w:tcW w:type="dxa" w:w="6426"/>
+            <w:pPr>
+              <w:spacing w:after="0"/>
+            </w:pPr>
+            <w:r>
+              <w:rPr>
+                <w:sz w:val="21"/>
+                <w:szCs w:val="21"/>
+              </w:rPr>
+              <w:t xml:space="preserve">Record a skill</w:t>
+            </w:r>
+          </w:p>
+        </w:tc>
+        <w:tc>
+          <w:tcPr>
+            <w:tcW w:type="dxa" w:w="6726"/>
             <w:shd w:fill="FFFFFF" w:val="clear"/>
             <w:tcMar>
               <w:top w:type="dxa" w:w="70"/>
@@ -4629,12 +4781,116 @@
             </w:tcMar>
           </w:tcPr>
           <w:p>
-            <w:r>
-              <w:rPr>
-                <w:sz w:val="21"/>
-                <w:szCs w:val="21"/>
-              </w:rPr>
-              <w:t xml:space="preserve">Une voie de côté sûre pour essayer sans toucher à la version principale.</w:t>
+            <w:pPr>
+              <w:spacing w:after="0"/>
+            </w:pPr>
+            <w:r>
+              <w:rPr>
+                <w:sz w:val="21"/>
+                <w:szCs w:val="21"/>
+              </w:rPr>
+              <w:t xml:space="preserve">Montrer une tâche une fois à l'écran ; Claude transforme la démonstration en skill.</w:t>
+            </w:r>
+          </w:p>
+        </w:tc>
+      </w:tr>
+    </w:tbl>
+    <w:p>
+      <w:pPr>
+        <w:spacing w:after="80" w:line="120" w:lineRule="exact"/>
+      </w:pPr>
+    </w:p>
+    <w:p>
+      <w:pPr>
+        <w:keepNext/>
+        <w:keepLines/>
+        <w:spacing w:before="160" w:after="60"/>
+      </w:pPr>
+      <w:r>
+        <w:rPr>
+          <w:b/>
+          <w:bCs/>
+          <w:color w:val="1F3A5F"/>
+          <w:sz w:val="24"/>
+          <w:szCs w:val="24"/>
+        </w:rPr>
+        <w:t xml:space="preserve">Se connecter et données</w:t>
+      </w:r>
+    </w:p>
+    <w:tbl>
+      <w:tblPr>
+        <w:tblW w:type="dxa" w:w="9026"/>
+        <w:tblBorders>
+          <w:top w:val="single" w:color="CCCCCC" w:sz="1"/>
+          <w:left w:val="single" w:color="CCCCCC" w:sz="1"/>
+          <w:bottom w:val="single" w:color="CCCCCC" w:sz="1"/>
+          <w:right w:val="single" w:color="CCCCCC" w:sz="1"/>
+          <w:insideH w:val="single" w:color="CCCCCC" w:sz="1"/>
+          <w:insideV w:val="single" w:color="CCCCCC" w:sz="1"/>
+        </w:tblBorders>
+      </w:tblPr>
+      <w:tblGrid>
+        <w:gridCol w:w="2300"/>
+        <w:gridCol w:w="6726"/>
+      </w:tblGrid>
+      <w:tr>
+        <w:trPr>
+          <w:cantSplit/>
+          <w:tblHeader/>
+        </w:trPr>
+        <w:tc>
+          <w:tcPr>
+            <w:tcW w:type="dxa" w:w="2300"/>
+            <w:shd w:fill="1F3A5F" w:val="clear"/>
+            <w:tcMar>
+              <w:top w:type="dxa" w:w="70"/>
+              <w:left w:type="dxa" w:w="120"/>
+              <w:bottom w:type="dxa" w:w="70"/>
+              <w:right w:type="dxa" w:w="120"/>
+            </w:tcMar>
+          </w:tcPr>
+          <w:p>
+            <w:pPr>
+              <w:keepNext/>
+              <w:spacing w:after="0"/>
+            </w:pPr>
+            <w:r>
+              <w:rPr>
+                <w:b/>
+                <w:bCs/>
+                <w:color w:val="FFFFFF"/>
+                <w:sz w:val="21"/>
+                <w:szCs w:val="21"/>
+              </w:rPr>
+              <w:t xml:space="preserve">Terme</w:t>
+            </w:r>
+          </w:p>
+        </w:tc>
+        <w:tc>
+          <w:tcPr>
+            <w:tcW w:type="dxa" w:w="6726"/>
+            <w:shd w:fill="1F3A5F" w:val="clear"/>
+            <w:tcMar>
+              <w:top w:type="dxa" w:w="70"/>
+              <w:left w:type="dxa" w:w="120"/>
+              <w:bottom w:type="dxa" w:w="70"/>
+              <w:right w:type="dxa" w:w="120"/>
+            </w:tcMar>
+          </w:tcPr>
+          <w:p>
+            <w:pPr>
+              <w:keepNext/>
+              <w:spacing w:after="0"/>
+            </w:pPr>
+            <w:r>
+              <w:rPr>
+                <w:b/>
+                <w:bCs/>
+                <w:color w:val="FFFFFF"/>
+                <w:sz w:val="21"/>
+                <w:szCs w:val="21"/>
+              </w:rPr>
+              <w:t xml:space="preserve">En mots simples</w:t>
             </w:r>
           </w:p>
         </w:tc>
@@ -4645,7 +4901,7 @@
         </w:trPr>
         <w:tc>
           <w:tcPr>
-            <w:tcW w:type="dxa" w:w="2600"/>
+            <w:tcW w:type="dxa" w:w="2300"/>
             <w:shd w:fill="EDF2F7" w:val="clear"/>
             <w:tcMar>
               <w:top w:type="dxa" w:w="70"/>
@@ -4655,18 +4911,21 @@
             </w:tcMar>
           </w:tcPr>
           <w:p>
-            <w:r>
-              <w:rPr>
-                <w:sz w:val="21"/>
-                <w:szCs w:val="21"/>
-              </w:rPr>
-              <w:t xml:space="preserve">Merge conflict</w:t>
-            </w:r>
-          </w:p>
-        </w:tc>
-        <w:tc>
-          <w:tcPr>
-            <w:tcW w:type="dxa" w:w="6426"/>
+            <w:pPr>
+              <w:spacing w:after="0"/>
+            </w:pPr>
+            <w:r>
+              <w:rPr>
+                <w:sz w:val="21"/>
+                <w:szCs w:val="21"/>
+              </w:rPr>
+              <w:t xml:space="preserve">Connector</w:t>
+            </w:r>
+          </w:p>
+        </w:tc>
+        <w:tc>
+          <w:tcPr>
+            <w:tcW w:type="dxa" w:w="6726"/>
             <w:shd w:fill="EDF2F7" w:val="clear"/>
             <w:tcMar>
               <w:top w:type="dxa" w:w="70"/>
@@ -4676,12 +4935,15 @@
             </w:tcMar>
           </w:tcPr>
           <w:p>
-            <w:r>
-              <w:rPr>
-                <w:sz w:val="21"/>
-                <w:szCs w:val="21"/>
-              </w:rPr>
-              <w:t xml:space="preserve">Quand deux personnes ont changé les mêmes lignes ; Git demande quoi garder. Routinier.</w:t>
+            <w:pPr>
+              <w:spacing w:after="0"/>
+            </w:pPr>
+            <w:r>
+              <w:rPr>
+                <w:sz w:val="21"/>
+                <w:szCs w:val="21"/>
+              </w:rPr>
+              <w:t xml:space="preserve">Un pont sécurisé entre Claude et une autre app, comme la messagerie ou l'agenda.</w:t>
             </w:r>
           </w:p>
         </w:tc>
@@ -4692,7 +4954,7 @@
         </w:trPr>
         <w:tc>
           <w:tcPr>
-            <w:tcW w:type="dxa" w:w="2600"/>
+            <w:tcW w:type="dxa" w:w="2300"/>
             <w:shd w:fill="FFFFFF" w:val="clear"/>
             <w:tcMar>
               <w:top w:type="dxa" w:w="70"/>
@@ -4702,18 +4964,21 @@
             </w:tcMar>
           </w:tcPr>
           <w:p>
-            <w:r>
-              <w:rPr>
-                <w:sz w:val="21"/>
-                <w:szCs w:val="21"/>
-              </w:rPr>
-              <w:t xml:space="preserve">Pull request</w:t>
-            </w:r>
-          </w:p>
-        </w:tc>
-        <w:tc>
-          <w:tcPr>
-            <w:tcW w:type="dxa" w:w="6426"/>
+            <w:pPr>
+              <w:spacing w:after="0"/>
+            </w:pPr>
+            <w:r>
+              <w:rPr>
+                <w:sz w:val="21"/>
+                <w:szCs w:val="21"/>
+              </w:rPr>
+              <w:t xml:space="preserve">MCP</w:t>
+            </w:r>
+          </w:p>
+        </w:tc>
+        <w:tc>
+          <w:tcPr>
+            <w:tcW w:type="dxa" w:w="6726"/>
             <w:shd w:fill="FFFFFF" w:val="clear"/>
             <w:tcMar>
               <w:top w:type="dxa" w:w="70"/>
@@ -4723,12 +4988,15 @@
             </w:tcMar>
           </w:tcPr>
           <w:p>
-            <w:r>
-              <w:rPr>
-                <w:sz w:val="21"/>
-                <w:szCs w:val="21"/>
-              </w:rPr>
-              <w:t xml:space="preserve">Une demande de fusion de votre branche, généralement revue d'abord.</w:t>
+            <w:pPr>
+              <w:spacing w:after="0"/>
+            </w:pPr>
+            <w:r>
+              <w:rPr>
+                <w:sz w:val="21"/>
+                <w:szCs w:val="21"/>
+              </w:rPr>
+              <w:t xml:space="preserve">La norme commune (Model Context Protocol) qu'utilisent les connectors.</w:t>
             </w:r>
           </w:p>
         </w:tc>
@@ -4739,7 +5007,7 @@
         </w:trPr>
         <w:tc>
           <w:tcPr>
-            <w:tcW w:type="dxa" w:w="2600"/>
+            <w:tcW w:type="dxa" w:w="2300"/>
             <w:shd w:fill="EDF2F7" w:val="clear"/>
             <w:tcMar>
               <w:top w:type="dxa" w:w="70"/>
@@ -4749,18 +5017,21 @@
             </w:tcMar>
           </w:tcPr>
           <w:p>
-            <w:r>
-              <w:rPr>
-                <w:sz w:val="21"/>
-                <w:szCs w:val="21"/>
-              </w:rPr>
-              <w:t xml:space="preserve">GitHub / GitLab</w:t>
-            </w:r>
-          </w:p>
-        </w:tc>
-        <w:tc>
-          <w:tcPr>
-            <w:tcW w:type="dxa" w:w="6426"/>
+            <w:pPr>
+              <w:spacing w:after="0"/>
+            </w:pPr>
+            <w:r>
+              <w:rPr>
+                <w:sz w:val="21"/>
+                <w:szCs w:val="21"/>
+              </w:rPr>
+              <w:t xml:space="preserve">Première partie / tiers</w:t>
+            </w:r>
+          </w:p>
+        </w:tc>
+        <w:tc>
+          <w:tcPr>
+            <w:tcW w:type="dxa" w:w="6726"/>
             <w:shd w:fill="EDF2F7" w:val="clear"/>
             <w:tcMar>
               <w:top w:type="dxa" w:w="70"/>
@@ -4770,12 +5041,15 @@
             </w:tcMar>
           </w:tcPr>
           <w:p>
-            <w:r>
-              <w:rPr>
-                <w:sz w:val="21"/>
-                <w:szCs w:val="21"/>
-              </w:rPr>
-              <w:t xml:space="preserve">Des sites qui hébergent la copie partagée d'un dépôt Git.</w:t>
+            <w:pPr>
+              <w:spacing w:after="0"/>
+            </w:pPr>
+            <w:r>
+              <w:rPr>
+                <w:sz w:val="21"/>
+                <w:szCs w:val="21"/>
+              </w:rPr>
+              <w:t xml:space="preserve">Fait par Anthropic elle-même / fait par une autre entreprise.</w:t>
             </w:r>
           </w:p>
         </w:tc>
@@ -4786,7 +5060,7 @@
         </w:trPr>
         <w:tc>
           <w:tcPr>
-            <w:tcW w:type="dxa" w:w="2600"/>
+            <w:tcW w:type="dxa" w:w="2300"/>
             <w:shd w:fill="FFFFFF" w:val="clear"/>
             <w:tcMar>
               <w:top w:type="dxa" w:w="70"/>
@@ -4796,18 +5070,21 @@
             </w:tcMar>
           </w:tcPr>
           <w:p>
-            <w:r>
-              <w:rPr>
-                <w:sz w:val="21"/>
-                <w:szCs w:val="21"/>
-              </w:rPr>
-              <w:t xml:space="preserve">CLAUDE.md</w:t>
-            </w:r>
-          </w:p>
-        </w:tc>
-        <w:tc>
-          <w:tcPr>
-            <w:tcW w:type="dxa" w:w="6426"/>
+            <w:pPr>
+              <w:spacing w:after="0"/>
+            </w:pPr>
+            <w:r>
+              <w:rPr>
+                <w:sz w:val="21"/>
+                <w:szCs w:val="21"/>
+              </w:rPr>
+              <w:t xml:space="preserve">Lecture seule</w:t>
+            </w:r>
+          </w:p>
+        </w:tc>
+        <w:tc>
+          <w:tcPr>
+            <w:tcW w:type="dxa" w:w="6726"/>
             <w:shd w:fill="FFFFFF" w:val="clear"/>
             <w:tcMar>
               <w:top w:type="dxa" w:w="70"/>
@@ -4817,12 +5094,15 @@
             </w:tcMar>
           </w:tcPr>
           <w:p>
-            <w:r>
-              <w:rPr>
-                <w:sz w:val="21"/>
-                <w:szCs w:val="21"/>
-              </w:rPr>
-              <w:t xml:space="preserve">Un fichier à la racine d'un project Code qui dit à Claude comment il fonctionne.</w:t>
+            <w:pPr>
+              <w:spacing w:after="0"/>
+            </w:pPr>
+            <w:r>
+              <w:rPr>
+                <w:sz w:val="21"/>
+                <w:szCs w:val="21"/>
+              </w:rPr>
+              <w:t xml:space="preserve">Claude peut regarder, mais ni envoyer ni modifier.</w:t>
             </w:r>
           </w:p>
         </w:tc>
@@ -4833,7 +5113,7 @@
         </w:trPr>
         <w:tc>
           <w:tcPr>
-            <w:tcW w:type="dxa" w:w="2600"/>
+            <w:tcW w:type="dxa" w:w="2300"/>
             <w:shd w:fill="EDF2F7" w:val="clear"/>
             <w:tcMar>
               <w:top w:type="dxa" w:w="70"/>
@@ -4843,18 +5123,21 @@
             </w:tcMar>
           </w:tcPr>
           <w:p>
-            <w:r>
-              <w:rPr>
-                <w:sz w:val="21"/>
-                <w:szCs w:val="21"/>
-              </w:rPr>
-              <w:t xml:space="preserve">MCP</w:t>
-            </w:r>
-          </w:p>
-        </w:tc>
-        <w:tc>
-          <w:tcPr>
-            <w:tcW w:type="dxa" w:w="6426"/>
+            <w:pPr>
+              <w:spacing w:after="0"/>
+            </w:pPr>
+            <w:r>
+              <w:rPr>
+                <w:sz w:val="21"/>
+                <w:szCs w:val="21"/>
+              </w:rPr>
+              <w:t xml:space="preserve">RGPD</w:t>
+            </w:r>
+          </w:p>
+        </w:tc>
+        <w:tc>
+          <w:tcPr>
+            <w:tcW w:type="dxa" w:w="6726"/>
             <w:shd w:fill="EDF2F7" w:val="clear"/>
             <w:tcMar>
               <w:top w:type="dxa" w:w="70"/>
@@ -4864,12 +5147,15 @@
             </w:tcMar>
           </w:tcPr>
           <w:p>
-            <w:r>
-              <w:rPr>
-                <w:sz w:val="21"/>
-                <w:szCs w:val="21"/>
-              </w:rPr>
-              <w:t xml:space="preserve">Le standard commun que les connectors utilisent pour relier Claude à d'autres apps.</w:t>
+            <w:pPr>
+              <w:spacing w:after="0"/>
+            </w:pPr>
+            <w:r>
+              <w:rPr>
+                <w:sz w:val="21"/>
+                <w:szCs w:val="21"/>
+              </w:rPr>
+              <w:t xml:space="preserve">Les règles européennes sur les données personnelles : tout ce qui identifie une personne vivante.</w:t>
             </w:r>
           </w:p>
         </w:tc>
@@ -4880,7 +5166,7 @@
         </w:trPr>
         <w:tc>
           <w:tcPr>
-            <w:tcW w:type="dxa" w:w="2600"/>
+            <w:tcW w:type="dxa" w:w="2300"/>
             <w:shd w:fill="FFFFFF" w:val="clear"/>
             <w:tcMar>
               <w:top w:type="dxa" w:w="70"/>
@@ -4890,18 +5176,21 @@
             </w:tcMar>
           </w:tcPr>
           <w:p>
-            <w:r>
-              <w:rPr>
-                <w:sz w:val="21"/>
-                <w:szCs w:val="21"/>
-              </w:rPr>
-              <w:t xml:space="preserve">RGPD</w:t>
-            </w:r>
-          </w:p>
-        </w:tc>
-        <w:tc>
-          <w:tcPr>
-            <w:tcW w:type="dxa" w:w="6426"/>
+            <w:pPr>
+              <w:spacing w:after="0"/>
+            </w:pPr>
+            <w:r>
+              <w:rPr>
+                <w:sz w:val="21"/>
+                <w:szCs w:val="21"/>
+              </w:rPr>
+              <w:t xml:space="preserve">Anonymiser / caviarder</w:t>
+            </w:r>
+          </w:p>
+        </w:tc>
+        <w:tc>
+          <w:tcPr>
+            <w:tcW w:type="dxa" w:w="6726"/>
             <w:shd w:fill="FFFFFF" w:val="clear"/>
             <w:tcMar>
               <w:top w:type="dxa" w:w="70"/>
@@ -4911,12 +5200,15 @@
             </w:tcMar>
           </w:tcPr>
           <w:p>
-            <w:r>
-              <w:rPr>
-                <w:sz w:val="21"/>
-                <w:szCs w:val="21"/>
-              </w:rPr>
-              <w:t xml:space="preserve">Les règles de l'UE sur les données personnelles — tout ce qui identifie une personne vivante.</w:t>
+            <w:pPr>
+              <w:spacing w:after="0"/>
+            </w:pPr>
+            <w:r>
+              <w:rPr>
+                <w:sz w:val="21"/>
+                <w:szCs w:val="21"/>
+              </w:rPr>
+              <w:t xml:space="preserve">Retirer les noms et les détails qui identifient des personnes.</w:t>
             </w:r>
           </w:p>
         </w:tc>
@@ -4927,7 +5219,7 @@
         </w:trPr>
         <w:tc>
           <w:tcPr>
-            <w:tcW w:type="dxa" w:w="2600"/>
+            <w:tcW w:type="dxa" w:w="2300"/>
             <w:shd w:fill="EDF2F7" w:val="clear"/>
             <w:tcMar>
               <w:top w:type="dxa" w:w="70"/>
@@ -4937,18 +5229,21 @@
             </w:tcMar>
           </w:tcPr>
           <w:p>
-            <w:r>
-              <w:rPr>
-                <w:sz w:val="21"/>
-                <w:szCs w:val="21"/>
-              </w:rPr>
-              <w:t xml:space="preserve">Agent</w:t>
-            </w:r>
-          </w:p>
-        </w:tc>
-        <w:tc>
-          <w:tcPr>
-            <w:tcW w:type="dxa" w:w="6426"/>
+            <w:pPr>
+              <w:spacing w:after="0"/>
+            </w:pPr>
+            <w:r>
+              <w:rPr>
+                <w:sz w:val="21"/>
+                <w:szCs w:val="21"/>
+              </w:rPr>
+              <w:t xml:space="preserve">DPO</w:t>
+            </w:r>
+          </w:p>
+        </w:tc>
+        <w:tc>
+          <w:tcPr>
+            <w:tcW w:type="dxa" w:w="6726"/>
             <w:shd w:fill="EDF2F7" w:val="clear"/>
             <w:tcMar>
               <w:top w:type="dxa" w:w="70"/>
@@ -4958,12 +5253,68 @@
             </w:tcMar>
           </w:tcPr>
           <w:p>
-            <w:r>
-              <w:rPr>
-                <w:sz w:val="21"/>
-                <w:szCs w:val="21"/>
-              </w:rPr>
-              <w:t xml:space="preserve">Claude travaillant vers un but en plusieurs étapes, souvent programmé, faisant son rapport.</w:t>
+            <w:pPr>
+              <w:spacing w:after="0"/>
+            </w:pPr>
+            <w:r>
+              <w:rPr>
+                <w:sz w:val="21"/>
+                <w:szCs w:val="21"/>
+              </w:rPr>
+              <w:t xml:space="preserve">La personne de votre organisation responsable des données personnelles.</w:t>
+            </w:r>
+          </w:p>
+        </w:tc>
+      </w:tr>
+      <w:tr>
+        <w:trPr>
+          <w:cantSplit/>
+        </w:trPr>
+        <w:tc>
+          <w:tcPr>
+            <w:tcW w:type="dxa" w:w="2300"/>
+            <w:shd w:fill="FFFFFF" w:val="clear"/>
+            <w:tcMar>
+              <w:top w:type="dxa" w:w="70"/>
+              <w:left w:type="dxa" w:w="120"/>
+              <w:bottom w:type="dxa" w:w="70"/>
+              <w:right w:type="dxa" w:w="120"/>
+            </w:tcMar>
+          </w:tcPr>
+          <w:p>
+            <w:pPr>
+              <w:spacing w:after="0"/>
+            </w:pPr>
+            <w:r>
+              <w:rPr>
+                <w:sz w:val="21"/>
+                <w:szCs w:val="21"/>
+              </w:rPr>
+              <w:t xml:space="preserve">Conservation</w:t>
+            </w:r>
+          </w:p>
+        </w:tc>
+        <w:tc>
+          <w:tcPr>
+            <w:tcW w:type="dxa" w:w="6726"/>
+            <w:shd w:fill="FFFFFF" w:val="clear"/>
+            <w:tcMar>
+              <w:top w:type="dxa" w:w="70"/>
+              <w:left w:type="dxa" w:w="120"/>
+              <w:bottom w:type="dxa" w:w="70"/>
+              <w:right w:type="dxa" w:w="120"/>
+            </w:tcMar>
+          </w:tcPr>
+          <w:p>
+            <w:pPr>
+              <w:spacing w:after="0"/>
+            </w:pPr>
+            <w:r>
+              <w:rPr>
+                <w:sz w:val="21"/>
+                <w:szCs w:val="21"/>
+              </w:rPr>
+              <w:t xml:space="preserve">La durée pendant laquelle vos données sont gardées.</w:t>
             </w:r>
           </w:p>
         </w:tc>
@@ -4971,6 +5322,1061 @@
     </w:tbl>
     <w:p>
       <w:pPr>
+        <w:spacing w:after="80" w:line="120" w:lineRule="exact"/>
+      </w:pPr>
+    </w:p>
+    <w:p>
+      <w:pPr>
+        <w:keepNext/>
+        <w:keepLines/>
+        <w:spacing w:before="160" w:after="60"/>
+      </w:pPr>
+      <w:r>
+        <w:rPr>
+          <w:b/>
+          <w:bCs/>
+          <w:color w:val="1F3A5F"/>
+          <w:sz w:val="24"/>
+          <w:szCs w:val="24"/>
+        </w:rPr>
+        <w:t xml:space="preserve">Git et travail d'équipe</w:t>
+      </w:r>
+    </w:p>
+    <w:tbl>
+      <w:tblPr>
+        <w:tblW w:type="dxa" w:w="9026"/>
+        <w:tblBorders>
+          <w:top w:val="single" w:color="CCCCCC" w:sz="1"/>
+          <w:left w:val="single" w:color="CCCCCC" w:sz="1"/>
+          <w:bottom w:val="single" w:color="CCCCCC" w:sz="1"/>
+          <w:right w:val="single" w:color="CCCCCC" w:sz="1"/>
+          <w:insideH w:val="single" w:color="CCCCCC" w:sz="1"/>
+          <w:insideV w:val="single" w:color="CCCCCC" w:sz="1"/>
+        </w:tblBorders>
+      </w:tblPr>
+      <w:tblGrid>
+        <w:gridCol w:w="2300"/>
+        <w:gridCol w:w="6726"/>
+      </w:tblGrid>
+      <w:tr>
+        <w:trPr>
+          <w:cantSplit/>
+          <w:tblHeader/>
+        </w:trPr>
+        <w:tc>
+          <w:tcPr>
+            <w:tcW w:type="dxa" w:w="2300"/>
+            <w:shd w:fill="1F3A5F" w:val="clear"/>
+            <w:tcMar>
+              <w:top w:type="dxa" w:w="70"/>
+              <w:left w:type="dxa" w:w="120"/>
+              <w:bottom w:type="dxa" w:w="70"/>
+              <w:right w:type="dxa" w:w="120"/>
+            </w:tcMar>
+          </w:tcPr>
+          <w:p>
+            <w:pPr>
+              <w:keepNext/>
+              <w:spacing w:after="0"/>
+            </w:pPr>
+            <w:r>
+              <w:rPr>
+                <w:b/>
+                <w:bCs/>
+                <w:color w:val="FFFFFF"/>
+                <w:sz w:val="21"/>
+                <w:szCs w:val="21"/>
+              </w:rPr>
+              <w:t xml:space="preserve">Terme</w:t>
+            </w:r>
+          </w:p>
+        </w:tc>
+        <w:tc>
+          <w:tcPr>
+            <w:tcW w:type="dxa" w:w="6726"/>
+            <w:shd w:fill="1F3A5F" w:val="clear"/>
+            <w:tcMar>
+              <w:top w:type="dxa" w:w="70"/>
+              <w:left w:type="dxa" w:w="120"/>
+              <w:bottom w:type="dxa" w:w="70"/>
+              <w:right w:type="dxa" w:w="120"/>
+            </w:tcMar>
+          </w:tcPr>
+          <w:p>
+            <w:pPr>
+              <w:keepNext/>
+              <w:spacing w:after="0"/>
+            </w:pPr>
+            <w:r>
+              <w:rPr>
+                <w:b/>
+                <w:bCs/>
+                <w:color w:val="FFFFFF"/>
+                <w:sz w:val="21"/>
+                <w:szCs w:val="21"/>
+              </w:rPr>
+              <w:t xml:space="preserve">En mots simples</w:t>
+            </w:r>
+          </w:p>
+        </w:tc>
+      </w:tr>
+      <w:tr>
+        <w:trPr>
+          <w:cantSplit/>
+        </w:trPr>
+        <w:tc>
+          <w:tcPr>
+            <w:tcW w:type="dxa" w:w="2300"/>
+            <w:shd w:fill="EDF2F7" w:val="clear"/>
+            <w:tcMar>
+              <w:top w:type="dxa" w:w="70"/>
+              <w:left w:type="dxa" w:w="120"/>
+              <w:bottom w:type="dxa" w:w="70"/>
+              <w:right w:type="dxa" w:w="120"/>
+            </w:tcMar>
+          </w:tcPr>
+          <w:p>
+            <w:pPr>
+              <w:spacing w:after="0"/>
+            </w:pPr>
+            <w:r>
+              <w:rPr>
+                <w:sz w:val="21"/>
+                <w:szCs w:val="21"/>
+              </w:rPr>
+              <w:t xml:space="preserve">Dépôt (repo)</w:t>
+            </w:r>
+          </w:p>
+        </w:tc>
+        <w:tc>
+          <w:tcPr>
+            <w:tcW w:type="dxa" w:w="6726"/>
+            <w:shd w:fill="EDF2F7" w:val="clear"/>
+            <w:tcMar>
+              <w:top w:type="dxa" w:w="70"/>
+              <w:left w:type="dxa" w:w="120"/>
+              <w:bottom w:type="dxa" w:w="70"/>
+              <w:right w:type="dxa" w:w="120"/>
+            </w:tcMar>
+          </w:tcPr>
+          <w:p>
+            <w:pPr>
+              <w:spacing w:after="0"/>
+            </w:pPr>
+            <w:r>
+              <w:rPr>
+                <w:sz w:val="21"/>
+                <w:szCs w:val="21"/>
+              </w:rPr>
+              <w:t xml:space="preserve">Un dossier de projet avec tout l'historique de ses instantanés, géré par Git.</w:t>
+            </w:r>
+          </w:p>
+        </w:tc>
+      </w:tr>
+      <w:tr>
+        <w:trPr>
+          <w:cantSplit/>
+        </w:trPr>
+        <w:tc>
+          <w:tcPr>
+            <w:tcW w:type="dxa" w:w="2300"/>
+            <w:shd w:fill="FFFFFF" w:val="clear"/>
+            <w:tcMar>
+              <w:top w:type="dxa" w:w="70"/>
+              <w:left w:type="dxa" w:w="120"/>
+              <w:bottom w:type="dxa" w:w="70"/>
+              <w:right w:type="dxa" w:w="120"/>
+            </w:tcMar>
+          </w:tcPr>
+          <w:p>
+            <w:pPr>
+              <w:spacing w:after="0"/>
+            </w:pPr>
+            <w:r>
+              <w:rPr>
+                <w:sz w:val="21"/>
+                <w:szCs w:val="21"/>
+              </w:rPr>
+              <w:t xml:space="preserve">Commit</w:t>
+            </w:r>
+          </w:p>
+        </w:tc>
+        <w:tc>
+          <w:tcPr>
+            <w:tcW w:type="dxa" w:w="6726"/>
+            <w:shd w:fill="FFFFFF" w:val="clear"/>
+            <w:tcMar>
+              <w:top w:type="dxa" w:w="70"/>
+              <w:left w:type="dxa" w:w="120"/>
+              <w:bottom w:type="dxa" w:w="70"/>
+              <w:right w:type="dxa" w:w="120"/>
+            </w:tcMar>
+          </w:tcPr>
+          <w:p>
+            <w:pPr>
+              <w:spacing w:after="0"/>
+            </w:pPr>
+            <w:r>
+              <w:rPr>
+                <w:sz w:val="21"/>
+                <w:szCs w:val="21"/>
+              </w:rPr>
+              <w:t xml:space="preserve">Un instantané enregistré, avec un court message qui dit ce qui a changé.</w:t>
+            </w:r>
+          </w:p>
+        </w:tc>
+      </w:tr>
+      <w:tr>
+        <w:trPr>
+          <w:cantSplit/>
+        </w:trPr>
+        <w:tc>
+          <w:tcPr>
+            <w:tcW w:type="dxa" w:w="2300"/>
+            <w:shd w:fill="EDF2F7" w:val="clear"/>
+            <w:tcMar>
+              <w:top w:type="dxa" w:w="70"/>
+              <w:left w:type="dxa" w:w="120"/>
+              <w:bottom w:type="dxa" w:w="70"/>
+              <w:right w:type="dxa" w:w="120"/>
+            </w:tcMar>
+          </w:tcPr>
+          <w:p>
+            <w:pPr>
+              <w:spacing w:after="0"/>
+            </w:pPr>
+            <w:r>
+              <w:rPr>
+                <w:sz w:val="21"/>
+                <w:szCs w:val="21"/>
+              </w:rPr>
+              <w:t xml:space="preserve">Push / Pull</w:t>
+            </w:r>
+          </w:p>
+        </w:tc>
+        <w:tc>
+          <w:tcPr>
+            <w:tcW w:type="dxa" w:w="6726"/>
+            <w:shd w:fill="EDF2F7" w:val="clear"/>
+            <w:tcMar>
+              <w:top w:type="dxa" w:w="70"/>
+              <w:left w:type="dxa" w:w="120"/>
+              <w:bottom w:type="dxa" w:w="70"/>
+              <w:right w:type="dxa" w:w="120"/>
+            </w:tcMar>
+          </w:tcPr>
+          <w:p>
+            <w:pPr>
+              <w:spacing w:after="0"/>
+            </w:pPr>
+            <w:r>
+              <w:rPr>
+                <w:sz w:val="21"/>
+                <w:szCs w:val="21"/>
+              </w:rPr>
+              <w:t xml:space="preserve">Envoyer vos commits vers la copie partagée en ligne / récupérer ceux des autres.</w:t>
+            </w:r>
+          </w:p>
+        </w:tc>
+      </w:tr>
+      <w:tr>
+        <w:trPr>
+          <w:cantSplit/>
+        </w:trPr>
+        <w:tc>
+          <w:tcPr>
+            <w:tcW w:type="dxa" w:w="2300"/>
+            <w:shd w:fill="FFFFFF" w:val="clear"/>
+            <w:tcMar>
+              <w:top w:type="dxa" w:w="70"/>
+              <w:left w:type="dxa" w:w="120"/>
+              <w:bottom w:type="dxa" w:w="70"/>
+              <w:right w:type="dxa" w:w="120"/>
+            </w:tcMar>
+          </w:tcPr>
+          <w:p>
+            <w:pPr>
+              <w:spacing w:after="0"/>
+            </w:pPr>
+            <w:r>
+              <w:rPr>
+                <w:sz w:val="21"/>
+                <w:szCs w:val="21"/>
+              </w:rPr>
+              <w:t xml:space="preserve">Branche</w:t>
+            </w:r>
+          </w:p>
+        </w:tc>
+        <w:tc>
+          <w:tcPr>
+            <w:tcW w:type="dxa" w:w="6726"/>
+            <w:shd w:fill="FFFFFF" w:val="clear"/>
+            <w:tcMar>
+              <w:top w:type="dxa" w:w="70"/>
+              <w:left w:type="dxa" w:w="120"/>
+              <w:bottom w:type="dxa" w:w="70"/>
+              <w:right w:type="dxa" w:w="120"/>
+            </w:tcMar>
+          </w:tcPr>
+          <w:p>
+            <w:pPr>
+              <w:spacing w:after="0"/>
+            </w:pPr>
+            <w:r>
+              <w:rPr>
+                <w:sz w:val="21"/>
+                <w:szCs w:val="21"/>
+              </w:rPr>
+              <w:t xml:space="preserve">Une voie de côté pour essayer sans toucher à la version principale.</w:t>
+            </w:r>
+          </w:p>
+        </w:tc>
+      </w:tr>
+      <w:tr>
+        <w:trPr>
+          <w:cantSplit/>
+        </w:trPr>
+        <w:tc>
+          <w:tcPr>
+            <w:tcW w:type="dxa" w:w="2300"/>
+            <w:shd w:fill="EDF2F7" w:val="clear"/>
+            <w:tcMar>
+              <w:top w:type="dxa" w:w="70"/>
+              <w:left w:type="dxa" w:w="120"/>
+              <w:bottom w:type="dxa" w:w="70"/>
+              <w:right w:type="dxa" w:w="120"/>
+            </w:tcMar>
+          </w:tcPr>
+          <w:p>
+            <w:pPr>
+              <w:spacing w:after="0"/>
+            </w:pPr>
+            <w:r>
+              <w:rPr>
+                <w:sz w:val="21"/>
+                <w:szCs w:val="21"/>
+              </w:rPr>
+              <w:t xml:space="preserve">Pull request</w:t>
+            </w:r>
+          </w:p>
+        </w:tc>
+        <w:tc>
+          <w:tcPr>
+            <w:tcW w:type="dxa" w:w="6726"/>
+            <w:shd w:fill="EDF2F7" w:val="clear"/>
+            <w:tcMar>
+              <w:top w:type="dxa" w:w="70"/>
+              <w:left w:type="dxa" w:w="120"/>
+              <w:bottom w:type="dxa" w:w="70"/>
+              <w:right w:type="dxa" w:w="120"/>
+            </w:tcMar>
+          </w:tcPr>
+          <w:p>
+            <w:pPr>
+              <w:spacing w:after="0"/>
+            </w:pPr>
+            <w:r>
+              <w:rPr>
+                <w:sz w:val="21"/>
+                <w:szCs w:val="21"/>
+              </w:rPr>
+              <w:t xml:space="preserve">Une demande pour fusionner votre branche dans la version principale, en général relue d'abord.</w:t>
+            </w:r>
+          </w:p>
+        </w:tc>
+      </w:tr>
+      <w:tr>
+        <w:trPr>
+          <w:cantSplit/>
+        </w:trPr>
+        <w:tc>
+          <w:tcPr>
+            <w:tcW w:type="dxa" w:w="2300"/>
+            <w:shd w:fill="FFFFFF" w:val="clear"/>
+            <w:tcMar>
+              <w:top w:type="dxa" w:w="70"/>
+              <w:left w:type="dxa" w:w="120"/>
+              <w:bottom w:type="dxa" w:w="70"/>
+              <w:right w:type="dxa" w:w="120"/>
+            </w:tcMar>
+          </w:tcPr>
+          <w:p>
+            <w:pPr>
+              <w:spacing w:after="0"/>
+            </w:pPr>
+            <w:r>
+              <w:rPr>
+                <w:sz w:val="21"/>
+                <w:szCs w:val="21"/>
+              </w:rPr>
+              <w:t xml:space="preserve">Conflit de fusion</w:t>
+            </w:r>
+          </w:p>
+        </w:tc>
+        <w:tc>
+          <w:tcPr>
+            <w:tcW w:type="dxa" w:w="6726"/>
+            <w:shd w:fill="FFFFFF" w:val="clear"/>
+            <w:tcMar>
+              <w:top w:type="dxa" w:w="70"/>
+              <w:left w:type="dxa" w:w="120"/>
+              <w:bottom w:type="dxa" w:w="70"/>
+              <w:right w:type="dxa" w:w="120"/>
+            </w:tcMar>
+          </w:tcPr>
+          <w:p>
+            <w:pPr>
+              <w:spacing w:after="0"/>
+            </w:pPr>
+            <w:r>
+              <w:rPr>
+                <w:sz w:val="21"/>
+                <w:szCs w:val="21"/>
+              </w:rPr>
+              <w:t xml:space="preserve">Deux personnes ont changé les mêmes lignes ; Git demande laquelle garder. Courant.</w:t>
+            </w:r>
+          </w:p>
+        </w:tc>
+      </w:tr>
+      <w:tr>
+        <w:trPr>
+          <w:cantSplit/>
+        </w:trPr>
+        <w:tc>
+          <w:tcPr>
+            <w:tcW w:type="dxa" w:w="2300"/>
+            <w:shd w:fill="EDF2F7" w:val="clear"/>
+            <w:tcMar>
+              <w:top w:type="dxa" w:w="70"/>
+              <w:left w:type="dxa" w:w="120"/>
+              <w:bottom w:type="dxa" w:w="70"/>
+              <w:right w:type="dxa" w:w="120"/>
+            </w:tcMar>
+          </w:tcPr>
+          <w:p>
+            <w:pPr>
+              <w:spacing w:after="0"/>
+            </w:pPr>
+            <w:r>
+              <w:rPr>
+                <w:sz w:val="21"/>
+                <w:szCs w:val="21"/>
+              </w:rPr>
+              <w:t xml:space="preserve">Clone</w:t>
+            </w:r>
+          </w:p>
+        </w:tc>
+        <w:tc>
+          <w:tcPr>
+            <w:tcW w:type="dxa" w:w="6726"/>
+            <w:shd w:fill="EDF2F7" w:val="clear"/>
+            <w:tcMar>
+              <w:top w:type="dxa" w:w="70"/>
+              <w:left w:type="dxa" w:w="120"/>
+              <w:bottom w:type="dxa" w:w="70"/>
+              <w:right w:type="dxa" w:w="120"/>
+            </w:tcMar>
+          </w:tcPr>
+          <w:p>
+            <w:pPr>
+              <w:spacing w:after="0"/>
+            </w:pPr>
+            <w:r>
+              <w:rPr>
+                <w:sz w:val="21"/>
+                <w:szCs w:val="21"/>
+              </w:rPr>
+              <w:t xml:space="preserve">Votre propre copie locale d'un dépôt partagé.</w:t>
+            </w:r>
+          </w:p>
+        </w:tc>
+      </w:tr>
+      <w:tr>
+        <w:trPr>
+          <w:cantSplit/>
+        </w:trPr>
+        <w:tc>
+          <w:tcPr>
+            <w:tcW w:type="dxa" w:w="2300"/>
+            <w:shd w:fill="FFFFFF" w:val="clear"/>
+            <w:tcMar>
+              <w:top w:type="dxa" w:w="70"/>
+              <w:left w:type="dxa" w:w="120"/>
+              <w:bottom w:type="dxa" w:w="70"/>
+              <w:right w:type="dxa" w:w="120"/>
+            </w:tcMar>
+          </w:tcPr>
+          <w:p>
+            <w:pPr>
+              <w:spacing w:after="0"/>
+            </w:pPr>
+            <w:r>
+              <w:rPr>
+                <w:sz w:val="21"/>
+                <w:szCs w:val="21"/>
+              </w:rPr>
+              <w:t xml:space="preserve">GitHub / GitLab</w:t>
+            </w:r>
+          </w:p>
+        </w:tc>
+        <w:tc>
+          <w:tcPr>
+            <w:tcW w:type="dxa" w:w="6726"/>
+            <w:shd w:fill="FFFFFF" w:val="clear"/>
+            <w:tcMar>
+              <w:top w:type="dxa" w:w="70"/>
+              <w:left w:type="dxa" w:w="120"/>
+              <w:bottom w:type="dxa" w:w="70"/>
+              <w:right w:type="dxa" w:w="120"/>
+            </w:tcMar>
+          </w:tcPr>
+          <w:p>
+            <w:pPr>
+              <w:spacing w:after="0"/>
+            </w:pPr>
+            <w:r>
+              <w:rPr>
+                <w:sz w:val="21"/>
+                <w:szCs w:val="21"/>
+              </w:rPr>
+              <w:t xml:space="preserve">Des sites qui hébergent la copie partagée d'un dépôt Git pour une équipe.</w:t>
+            </w:r>
+          </w:p>
+        </w:tc>
+      </w:tr>
+    </w:tbl>
+    <w:p>
+      <w:pPr>
+        <w:spacing w:after="80" w:line="120" w:lineRule="exact"/>
+      </w:pPr>
+    </w:p>
+    <w:p>
+      <w:pPr>
+        <w:keepNext/>
+        <w:keepLines/>
+        <w:spacing w:before="160" w:after="60"/>
+      </w:pPr>
+      <w:r>
+        <w:rPr>
+          <w:b/>
+          <w:bCs/>
+          <w:color w:val="1F3A5F"/>
+          <w:sz w:val="24"/>
+          <w:szCs w:val="24"/>
+        </w:rPr>
+        <w:t xml:space="preserve">Code et agents</w:t>
+      </w:r>
+    </w:p>
+    <w:tbl>
+      <w:tblPr>
+        <w:tblW w:type="dxa" w:w="9026"/>
+        <w:tblBorders>
+          <w:top w:val="single" w:color="CCCCCC" w:sz="1"/>
+          <w:left w:val="single" w:color="CCCCCC" w:sz="1"/>
+          <w:bottom w:val="single" w:color="CCCCCC" w:sz="1"/>
+          <w:right w:val="single" w:color="CCCCCC" w:sz="1"/>
+          <w:insideH w:val="single" w:color="CCCCCC" w:sz="1"/>
+          <w:insideV w:val="single" w:color="CCCCCC" w:sz="1"/>
+        </w:tblBorders>
+      </w:tblPr>
+      <w:tblGrid>
+        <w:gridCol w:w="2300"/>
+        <w:gridCol w:w="6726"/>
+      </w:tblGrid>
+      <w:tr>
+        <w:trPr>
+          <w:cantSplit/>
+          <w:tblHeader/>
+        </w:trPr>
+        <w:tc>
+          <w:tcPr>
+            <w:tcW w:type="dxa" w:w="2300"/>
+            <w:shd w:fill="1F3A5F" w:val="clear"/>
+            <w:tcMar>
+              <w:top w:type="dxa" w:w="70"/>
+              <w:left w:type="dxa" w:w="120"/>
+              <w:bottom w:type="dxa" w:w="70"/>
+              <w:right w:type="dxa" w:w="120"/>
+            </w:tcMar>
+          </w:tcPr>
+          <w:p>
+            <w:pPr>
+              <w:keepNext/>
+              <w:spacing w:after="0"/>
+            </w:pPr>
+            <w:r>
+              <w:rPr>
+                <w:b/>
+                <w:bCs/>
+                <w:color w:val="FFFFFF"/>
+                <w:sz w:val="21"/>
+                <w:szCs w:val="21"/>
+              </w:rPr>
+              <w:t xml:space="preserve">Terme</w:t>
+            </w:r>
+          </w:p>
+        </w:tc>
+        <w:tc>
+          <w:tcPr>
+            <w:tcW w:type="dxa" w:w="6726"/>
+            <w:shd w:fill="1F3A5F" w:val="clear"/>
+            <w:tcMar>
+              <w:top w:type="dxa" w:w="70"/>
+              <w:left w:type="dxa" w:w="120"/>
+              <w:bottom w:type="dxa" w:w="70"/>
+              <w:right w:type="dxa" w:w="120"/>
+            </w:tcMar>
+          </w:tcPr>
+          <w:p>
+            <w:pPr>
+              <w:keepNext/>
+              <w:spacing w:after="0"/>
+            </w:pPr>
+            <w:r>
+              <w:rPr>
+                <w:b/>
+                <w:bCs/>
+                <w:color w:val="FFFFFF"/>
+                <w:sz w:val="21"/>
+                <w:szCs w:val="21"/>
+              </w:rPr>
+              <w:t xml:space="preserve">En mots simples</w:t>
+            </w:r>
+          </w:p>
+        </w:tc>
+      </w:tr>
+      <w:tr>
+        <w:trPr>
+          <w:cantSplit/>
+        </w:trPr>
+        <w:tc>
+          <w:tcPr>
+            <w:tcW w:type="dxa" w:w="2300"/>
+            <w:shd w:fill="EDF2F7" w:val="clear"/>
+            <w:tcMar>
+              <w:top w:type="dxa" w:w="70"/>
+              <w:left w:type="dxa" w:w="120"/>
+              <w:bottom w:type="dxa" w:w="70"/>
+              <w:right w:type="dxa" w:w="120"/>
+            </w:tcMar>
+          </w:tcPr>
+          <w:p>
+            <w:pPr>
+              <w:spacing w:after="0"/>
+            </w:pPr>
+            <w:r>
+              <w:rPr>
+                <w:sz w:val="21"/>
+                <w:szCs w:val="21"/>
+              </w:rPr>
+              <w:t xml:space="preserve">Claude Code</w:t>
+            </w:r>
+          </w:p>
+        </w:tc>
+        <w:tc>
+          <w:tcPr>
+            <w:tcW w:type="dxa" w:w="6726"/>
+            <w:shd w:fill="EDF2F7" w:val="clear"/>
+            <w:tcMar>
+              <w:top w:type="dxa" w:w="70"/>
+              <w:left w:type="dxa" w:w="120"/>
+              <w:bottom w:type="dxa" w:w="70"/>
+              <w:right w:type="dxa" w:w="120"/>
+            </w:tcMar>
+          </w:tcPr>
+          <w:p>
+            <w:pPr>
+              <w:spacing w:after="0"/>
+            </w:pPr>
+            <w:r>
+              <w:rPr>
+                <w:sz w:val="21"/>
+                <w:szCs w:val="21"/>
+              </w:rPr>
+              <w:t xml:space="preserve">Claude qui écrit et exécute de vrais logiciels sur votre PC.</w:t>
+            </w:r>
+          </w:p>
+        </w:tc>
+      </w:tr>
+      <w:tr>
+        <w:trPr>
+          <w:cantSplit/>
+        </w:trPr>
+        <w:tc>
+          <w:tcPr>
+            <w:tcW w:type="dxa" w:w="2300"/>
+            <w:shd w:fill="FFFFFF" w:val="clear"/>
+            <w:tcMar>
+              <w:top w:type="dxa" w:w="70"/>
+              <w:left w:type="dxa" w:w="120"/>
+              <w:bottom w:type="dxa" w:w="70"/>
+              <w:right w:type="dxa" w:w="120"/>
+            </w:tcMar>
+          </w:tcPr>
+          <w:p>
+            <w:pPr>
+              <w:spacing w:after="0"/>
+            </w:pPr>
+            <w:r>
+              <w:rPr>
+                <w:sz w:val="21"/>
+                <w:szCs w:val="21"/>
+              </w:rPr>
+              <w:t xml:space="preserve">CLAUDE.md</w:t>
+            </w:r>
+          </w:p>
+        </w:tc>
+        <w:tc>
+          <w:tcPr>
+            <w:tcW w:type="dxa" w:w="6726"/>
+            <w:shd w:fill="FFFFFF" w:val="clear"/>
+            <w:tcMar>
+              <w:top w:type="dxa" w:w="70"/>
+              <w:left w:type="dxa" w:w="120"/>
+              <w:bottom w:type="dxa" w:w="70"/>
+              <w:right w:type="dxa" w:w="120"/>
+            </w:tcMar>
+          </w:tcPr>
+          <w:p>
+            <w:pPr>
+              <w:spacing w:after="0"/>
+            </w:pPr>
+            <w:r>
+              <w:rPr>
+                <w:sz w:val="21"/>
+                <w:szCs w:val="21"/>
+              </w:rPr>
+              <w:t xml:space="preserve">Un fichier à la racine d'un projet Code qui explique à Claude comment le projet fonctionne.</w:t>
+            </w:r>
+          </w:p>
+        </w:tc>
+      </w:tr>
+      <w:tr>
+        <w:trPr>
+          <w:cantSplit/>
+        </w:trPr>
+        <w:tc>
+          <w:tcPr>
+            <w:tcW w:type="dxa" w:w="2300"/>
+            <w:shd w:fill="EDF2F7" w:val="clear"/>
+            <w:tcMar>
+              <w:top w:type="dxa" w:w="70"/>
+              <w:left w:type="dxa" w:w="120"/>
+              <w:bottom w:type="dxa" w:w="70"/>
+              <w:right w:type="dxa" w:w="120"/>
+            </w:tcMar>
+          </w:tcPr>
+          <w:p>
+            <w:pPr>
+              <w:spacing w:after="0"/>
+            </w:pPr>
+            <w:r>
+              <w:rPr>
+                <w:sz w:val="21"/>
+                <w:szCs w:val="21"/>
+              </w:rPr>
+              <w:t xml:space="preserve">Permissions</w:t>
+            </w:r>
+          </w:p>
+        </w:tc>
+        <w:tc>
+          <w:tcPr>
+            <w:tcW w:type="dxa" w:w="6726"/>
+            <w:shd w:fill="EDF2F7" w:val="clear"/>
+            <w:tcMar>
+              <w:top w:type="dxa" w:w="70"/>
+              <w:left w:type="dxa" w:w="120"/>
+              <w:bottom w:type="dxa" w:w="70"/>
+              <w:right w:type="dxa" w:w="120"/>
+            </w:tcMar>
+          </w:tcPr>
+          <w:p>
+            <w:pPr>
+              <w:spacing w:after="0"/>
+            </w:pPr>
+            <w:r>
+              <w:rPr>
+                <w:sz w:val="21"/>
+                <w:szCs w:val="21"/>
+              </w:rPr>
+              <w:t xml:space="preserve">Ce que Claude peut faire sans demander : demander chaque fois, accepter les modifications, ou tout contourner.</w:t>
+            </w:r>
+          </w:p>
+        </w:tc>
+      </w:tr>
+      <w:tr>
+        <w:trPr>
+          <w:cantSplit/>
+        </w:trPr>
+        <w:tc>
+          <w:tcPr>
+            <w:tcW w:type="dxa" w:w="2300"/>
+            <w:shd w:fill="FFFFFF" w:val="clear"/>
+            <w:tcMar>
+              <w:top w:type="dxa" w:w="70"/>
+              <w:left w:type="dxa" w:w="120"/>
+              <w:bottom w:type="dxa" w:w="70"/>
+              <w:right w:type="dxa" w:w="120"/>
+            </w:tcMar>
+          </w:tcPr>
+          <w:p>
+            <w:pPr>
+              <w:spacing w:after="0"/>
+            </w:pPr>
+            <w:r>
+              <w:rPr>
+                <w:sz w:val="21"/>
+                <w:szCs w:val="21"/>
+              </w:rPr>
+              <w:t xml:space="preserve">Vibe coding</w:t>
+            </w:r>
+          </w:p>
+        </w:tc>
+        <w:tc>
+          <w:tcPr>
+            <w:tcW w:type="dxa" w:w="6726"/>
+            <w:shd w:fill="FFFFFF" w:val="clear"/>
+            <w:tcMar>
+              <w:top w:type="dxa" w:w="70"/>
+              <w:left w:type="dxa" w:w="120"/>
+              <w:bottom w:type="dxa" w:w="70"/>
+              <w:right w:type="dxa" w:w="120"/>
+            </w:tcMar>
+          </w:tcPr>
+          <w:p>
+            <w:pPr>
+              <w:spacing w:after="0"/>
+            </w:pPr>
+            <w:r>
+              <w:rPr>
+                <w:sz w:val="21"/>
+                <w:szCs w:val="21"/>
+              </w:rPr>
+              <w:t xml:space="preserve">Construire un logiciel en décrivant ce que vous voulez, au lieu d'écrire le code.</w:t>
+            </w:r>
+          </w:p>
+        </w:tc>
+      </w:tr>
+      <w:tr>
+        <w:trPr>
+          <w:cantSplit/>
+        </w:trPr>
+        <w:tc>
+          <w:tcPr>
+            <w:tcW w:type="dxa" w:w="2300"/>
+            <w:shd w:fill="EDF2F7" w:val="clear"/>
+            <w:tcMar>
+              <w:top w:type="dxa" w:w="70"/>
+              <w:left w:type="dxa" w:w="120"/>
+              <w:bottom w:type="dxa" w:w="70"/>
+              <w:right w:type="dxa" w:w="120"/>
+            </w:tcMar>
+          </w:tcPr>
+          <w:p>
+            <w:pPr>
+              <w:spacing w:after="0"/>
+            </w:pPr>
+            <w:r>
+              <w:rPr>
+                <w:sz w:val="21"/>
+                <w:szCs w:val="21"/>
+              </w:rPr>
+              <w:t xml:space="preserve">Claude Design</w:t>
+            </w:r>
+          </w:p>
+        </w:tc>
+        <w:tc>
+          <w:tcPr>
+            <w:tcW w:type="dxa" w:w="6726"/>
+            <w:shd w:fill="EDF2F7" w:val="clear"/>
+            <w:tcMar>
+              <w:top w:type="dxa" w:w="70"/>
+              <w:left w:type="dxa" w:w="120"/>
+              <w:bottom w:type="dxa" w:w="70"/>
+              <w:right w:type="dxa" w:w="120"/>
+            </w:tcMar>
+          </w:tcPr>
+          <w:p>
+            <w:pPr>
+              <w:spacing w:after="0"/>
+            </w:pPr>
+            <w:r>
+              <w:rPr>
+                <w:sz w:val="21"/>
+                <w:szCs w:val="21"/>
+              </w:rPr>
+              <w:t xml:space="preserve">Crée maquettes, landing pages et sites simples à partir d'une description.</w:t>
+            </w:r>
+          </w:p>
+        </w:tc>
+      </w:tr>
+      <w:tr>
+        <w:trPr>
+          <w:cantSplit/>
+        </w:trPr>
+        <w:tc>
+          <w:tcPr>
+            <w:tcW w:type="dxa" w:w="2300"/>
+            <w:shd w:fill="FFFFFF" w:val="clear"/>
+            <w:tcMar>
+              <w:top w:type="dxa" w:w="70"/>
+              <w:left w:type="dxa" w:w="120"/>
+              <w:bottom w:type="dxa" w:w="70"/>
+              <w:right w:type="dxa" w:w="120"/>
+            </w:tcMar>
+          </w:tcPr>
+          <w:p>
+            <w:pPr>
+              <w:spacing w:after="0"/>
+            </w:pPr>
+            <w:r>
+              <w:rPr>
+                <w:sz w:val="21"/>
+                <w:szCs w:val="21"/>
+              </w:rPr>
+              <w:t xml:space="preserve">Agent</w:t>
+            </w:r>
+          </w:p>
+        </w:tc>
+        <w:tc>
+          <w:tcPr>
+            <w:tcW w:type="dxa" w:w="6726"/>
+            <w:shd w:fill="FFFFFF" w:val="clear"/>
+            <w:tcMar>
+              <w:top w:type="dxa" w:w="70"/>
+              <w:left w:type="dxa" w:w="120"/>
+              <w:bottom w:type="dxa" w:w="70"/>
+              <w:right w:type="dxa" w:w="120"/>
+            </w:tcMar>
+          </w:tcPr>
+          <w:p>
+            <w:pPr>
+              <w:spacing w:after="0"/>
+            </w:pPr>
+            <w:r>
+              <w:rPr>
+                <w:sz w:val="21"/>
+                <w:szCs w:val="21"/>
+              </w:rPr>
+              <w:t xml:space="preserve">Claude qui avance vers un but en plusieurs étapes, souvent programmé, et vous rend compte.</w:t>
+            </w:r>
+          </w:p>
+        </w:tc>
+      </w:tr>
+      <w:tr>
+        <w:trPr>
+          <w:cantSplit/>
+        </w:trPr>
+        <w:tc>
+          <w:tcPr>
+            <w:tcW w:type="dxa" w:w="2300"/>
+            <w:shd w:fill="EDF2F7" w:val="clear"/>
+            <w:tcMar>
+              <w:top w:type="dxa" w:w="70"/>
+              <w:left w:type="dxa" w:w="120"/>
+              <w:bottom w:type="dxa" w:w="70"/>
+              <w:right w:type="dxa" w:w="120"/>
+            </w:tcMar>
+          </w:tcPr>
+          <w:p>
+            <w:pPr>
+              <w:spacing w:after="0"/>
+            </w:pPr>
+            <w:r>
+              <w:rPr>
+                <w:sz w:val="21"/>
+                <w:szCs w:val="21"/>
+              </w:rPr>
+              <w:t xml:space="preserve">Déclencheur</w:t>
+            </w:r>
+          </w:p>
+        </w:tc>
+        <w:tc>
+          <w:tcPr>
+            <w:tcW w:type="dxa" w:w="6726"/>
+            <w:shd w:fill="EDF2F7" w:val="clear"/>
+            <w:tcMar>
+              <w:top w:type="dxa" w:w="70"/>
+              <w:left w:type="dxa" w:w="120"/>
+              <w:bottom w:type="dxa" w:w="70"/>
+              <w:right w:type="dxa" w:w="120"/>
+            </w:tcMar>
+          </w:tcPr>
+          <w:p>
+            <w:pPr>
+              <w:spacing w:after="0"/>
+            </w:pPr>
+            <w:r>
+              <w:rPr>
+                <w:sz w:val="21"/>
+                <w:szCs w:val="21"/>
+              </w:rPr>
+              <w:t xml:space="preserve">L'heure ou l'événement qui lance un agent.</w:t>
+            </w:r>
+          </w:p>
+        </w:tc>
+      </w:tr>
+      <w:tr>
+        <w:trPr>
+          <w:cantSplit/>
+        </w:trPr>
+        <w:tc>
+          <w:tcPr>
+            <w:tcW w:type="dxa" w:w="2300"/>
+            <w:shd w:fill="FFFFFF" w:val="clear"/>
+            <w:tcMar>
+              <w:top w:type="dxa" w:w="70"/>
+              <w:left w:type="dxa" w:w="120"/>
+              <w:bottom w:type="dxa" w:w="70"/>
+              <w:right w:type="dxa" w:w="120"/>
+            </w:tcMar>
+          </w:tcPr>
+          <w:p>
+            <w:pPr>
+              <w:spacing w:after="0"/>
+            </w:pPr>
+            <w:r>
+              <w:rPr>
+                <w:sz w:val="21"/>
+                <w:szCs w:val="21"/>
+              </w:rPr>
+              <w:t xml:space="preserve">API</w:t>
+            </w:r>
+          </w:p>
+        </w:tc>
+        <w:tc>
+          <w:tcPr>
+            <w:tcW w:type="dxa" w:w="6726"/>
+            <w:shd w:fill="FFFFFF" w:val="clear"/>
+            <w:tcMar>
+              <w:top w:type="dxa" w:w="70"/>
+              <w:left w:type="dxa" w:w="120"/>
+              <w:bottom w:type="dxa" w:w="70"/>
+              <w:right w:type="dxa" w:w="120"/>
+            </w:tcMar>
+          </w:tcPr>
+          <w:p>
+            <w:pPr>
+              <w:spacing w:after="0"/>
+            </w:pPr>
+            <w:r>
+              <w:rPr>
+                <w:sz w:val="21"/>
+                <w:szCs w:val="21"/>
+              </w:rPr>
+              <w:t xml:space="preserve">Un moyen pour votre propre programme de parler directement à Claude, facturé au token.</w:t>
+            </w:r>
+          </w:p>
+        </w:tc>
+      </w:tr>
+    </w:tbl>
+    <w:p>
+      <w:pPr>
+        <w:spacing w:after="80" w:line="120" w:lineRule="exact"/>
+      </w:pPr>
+    </w:p>
+    <w:p>
+      <w:pPr>
         <w:pStyle w:val="Heading1"/>
         <w:keepNext/>
         <w:keepLines/>
@@ -4987,7 +6393,7 @@
         <w:spacing w:after="100" w:line="262"/>
       </w:pPr>
       <w:r>
-        <w:t xml:space="preserve">Si vous avez traversé le Niveau Zéro et ce livre Niveau Un, vous savez bien configurer Claude, produire de vrais livrables, gérer les données de façon responsable, garder votre source sûr et partagé, faire un pas dans Code et Claude Design, et faire tourner un petit agent. C'est l'essentiel de ce dont la plupart des gens ont besoin.</w:t>
+        <w:t xml:space="preserve">Si vous avez traversé le Niveau Zéro et ce livre Niveau Un, vous savez bien configurer Claude, produire de vrais livrables, gérer les données de façon responsable, garder votre source sûr et partagé, faire un pas dans Code et Claude Design, et faire tourner un petit agent. D'après mon expérience, cela couvre l'essentiel de ce dont on a besoin au quotidien.</w:t>
       </w:r>
     </w:p>
     <w:p>

--- a/source/fr/2-level-one.docx
+++ b/source/fr/2-level-one.docx
@@ -426,6 +426,68 @@
         </w:tc>
       </w:tr>
     </w:tbl>
+    <w:tbl>
+      <w:tblPr>
+        <w:tblW w:type="dxa" w:w="9026"/>
+      </w:tblPr>
+      <w:tblGrid>
+        <w:gridCol w:w="9026"/>
+      </w:tblGrid>
+      <w:tr>
+        <w:trPr>
+          <w:cantSplit/>
+        </w:trPr>
+        <w:tc>
+          <w:tcPr>
+            <w:tcW w:type="dxa" w:w="9026"/>
+            <w:tcBorders>
+              <w:top w:val="single" w:color="B7892B" w:sz="2"/>
+              <w:left w:val="single" w:color="B7892B" w:sz="18"/>
+              <w:bottom w:val="single" w:color="B7892B" w:sz="2"/>
+              <w:right w:val="single" w:color="B7892B" w:sz="2"/>
+            </w:tcBorders>
+            <w:shd w:fill="FFF6E0" w:val="clear"/>
+            <w:tcMar>
+              <w:top w:type="dxa" w:w="120"/>
+              <w:left w:type="dxa" w:w="200"/>
+              <w:bottom w:type="dxa" w:w="120"/>
+              <w:right w:type="dxa" w:w="160"/>
+            </w:tcMar>
+          </w:tcPr>
+          <w:p>
+            <w:pPr>
+              <w:keepNext/>
+              <w:spacing w:after="60"/>
+            </w:pPr>
+            <w:r>
+              <w:rPr>
+                <w:b/>
+                <w:bCs/>
+                <w:color w:val="B7892B"/>
+                <w:sz w:val="22"/>
+                <w:szCs w:val="22"/>
+              </w:rPr>
+              <w:t xml:space="preserve">Chat et Cowork deviennent une seule app</w:t>
+            </w:r>
+          </w:p>
+          <w:p>
+            <w:pPr>
+              <w:keepLines/>
+              <w:widowControl/>
+              <w:spacing w:after="60" w:line="262"/>
+            </w:pPr>
+            <w:r>
+              <w:t xml:space="preserve">Depuis fin septembre 2026, Anthropic fusionne Chat et Cowork en une seule app Claude, d'abord sur Pro et Max. Là où ce guide parle de Cowork, vous verrez peut-être simplement Claude. Les idées et les habitudes restent les mêmes.</w:t>
+            </w:r>
+          </w:p>
+        </w:tc>
+      </w:tr>
+    </w:tbl>
+    <w:p>
+      <w:pPr>
+        <w:spacing w:after="80" w:line="120" w:lineRule="exact"/>
+      </w:pPr>
+    </w:p>
     <w:tbl>
       <w:tblPr>
         <w:tblW w:type="dxa" w:w="9026"/>
@@ -1642,7 +1704,7 @@
         <w:t xml:space="preserve">Enregistrez-le </w:t>
       </w:r>
       <w:r>
-        <w:t xml:space="preserve">dans l'app, sous Settings, Capabilities. Un skill ne s'améliore que si on modifie son fichier.</w:t>
+        <w:t xml:space="preserve">dans l'app, sous Customize, puis Skills. Un skill ne s'améliore que si on modifie son fichier.</w:t>
       </w:r>
     </w:p>
     <w:tbl>

--- a/source/fr/2-level-one.docx
+++ b/source/fr/2-level-one.docx
@@ -136,6 +136,45 @@
           <w:szCs w:val="20"/>
         </w:rPr>
         <w:t xml:space="preserve">Version 2.2 — Septembre 2026</w:t>
+      </w:r>
+    </w:p>
+    <w:p>
+      <w:pPr>
+        <w:spacing w:before="240" w:after="120"/>
+        <w:jc w:val="center"/>
+      </w:pPr>
+      <w:r>
+        <w:drawing>
+          <wp:inline distT="0" distB="0" distL="0" distR="0">
+            <wp:extent cx="1142307" cy="2160000"/>
+            <wp:docPr id="906" name="Mascot 6" descr="Mascot"/>
+            <a:graphic xmlns:a="http://schemas.openxmlformats.org/drawingml/2006/main">
+              <a:graphicData uri="http://schemas.openxmlformats.org/drawingml/2006/picture">
+                <pic:pic xmlns:pic="http://schemas.openxmlformats.org/drawingml/2006/picture">
+                  <pic:nvPicPr>
+                    <pic:cNvPr id="906" name="img6.png"/>
+                    <pic:cNvPicPr/>
+                  </pic:nvPicPr>
+                  <pic:blipFill>
+                    <a:blip r:embed="rIdImg6"/>
+                    <a:stretch>
+                      <a:fillRect/>
+                    </a:stretch>
+                  </pic:blipFill>
+                  <pic:spPr>
+                    <a:xfrm>
+                      <a:off x="0" y="0"/>
+                      <a:ext cx="1142307" cy="2160000"/>
+                    </a:xfrm>
+                    <a:prstGeom prst="rect">
+                      <a:avLst/>
+                    </a:prstGeom>
+                  </pic:spPr>
+                </pic:pic>
+              </a:graphicData>
+            </a:graphic>
+          </wp:inline>
+        </w:drawing>
       </w:r>
     </w:p>
     <w:p>
@@ -490,6 +529,7 @@
     </w:p>
     <w:tbl>
       <w:tblPr>
+        <w:tblLayout w:type="fixed"/>
         <w:tblW w:type="dxa" w:w="9026"/>
         <w:tblBorders>
           <w:top w:val="single" w:color="auto" w:sz="4"/>
@@ -501,7 +541,8 @@
         </w:tblBorders>
       </w:tblPr>
       <w:tblGrid>
-        <w:gridCol w:w="9026"/>
+        <w:gridCol w:w="1150"/>
+        <w:gridCol w:w="7876"/>
       </w:tblGrid>
       <w:tr>
         <w:trPr>
@@ -509,11 +550,69 @@
         </w:trPr>
         <w:tc>
           <w:tcPr>
-            <w:tcW w:type="dxa" w:w="9026"/>
+            <w:tcW w:type="dxa" w:w="1150"/>
             <w:tcBorders>
               <w:top w:val="single" w:color="2E7D32" w:sz="2"/>
               <w:left w:val="single" w:color="2E7D32" w:sz="18"/>
               <w:bottom w:val="single" w:color="2E7D32" w:sz="2"/>
+              <w:right w:val="nil"/>
+            </w:tcBorders>
+            <w:shd w:fill="EAF3EA" w:val="clear"/>
+            <w:tcMar>
+              <w:top w:type="dxa" w:w="80"/>
+              <w:left w:type="dxa" w:w="120"/>
+              <w:bottom w:type="dxa" w:w="80"/>
+              <w:right w:type="dxa" w:w="60"/>
+            </w:tcMar>
+            <w:vAlign w:val="center"/>
+          </w:tcPr>
+          <w:p>
+            <w:pPr>
+              <w:spacing w:after="0"/>
+              <w:jc w:val="center"/>
+            </w:pPr>
+            <w:r>
+              <w:drawing>
+                <wp:inline distT="0" distB="0" distL="0" distR="0">
+                  <wp:extent cx="387692" cy="576000"/>
+                  <wp:docPr id="901" name="Mascot 1" descr="Mascot"/>
+                  <a:graphic xmlns:a="http://schemas.openxmlformats.org/drawingml/2006/main">
+                    <a:graphicData uri="http://schemas.openxmlformats.org/drawingml/2006/picture">
+                      <pic:pic xmlns:pic="http://schemas.openxmlformats.org/drawingml/2006/picture">
+                        <pic:nvPicPr>
+                          <pic:cNvPr id="901" name="img1.png"/>
+                          <pic:cNvPicPr/>
+                        </pic:nvPicPr>
+                        <pic:blipFill>
+                          <a:blip r:embed="rIdImg1"/>
+                          <a:stretch>
+                            <a:fillRect/>
+                          </a:stretch>
+                        </pic:blipFill>
+                        <pic:spPr>
+                          <a:xfrm>
+                            <a:off x="0" y="0"/>
+                            <a:ext cx="387692" cy="576000"/>
+                          </a:xfrm>
+                          <a:prstGeom prst="rect">
+                            <a:avLst/>
+                          </a:prstGeom>
+                        </pic:spPr>
+                      </pic:pic>
+                    </a:graphicData>
+                  </a:graphic>
+                </wp:inline>
+              </w:drawing>
+            </w:r>
+          </w:p>
+        </w:tc>
+        <w:tc>
+          <w:tcPr>
+            <w:tcW w:type="dxa" w:w="7876"/>
+            <w:tcBorders>
+              <w:top w:val="single" w:color="2E7D32" w:sz="2"/>
+              <w:left w:val="nil"/>
+              <w:bottom w:val="single" w:color="2E7D32" w:sz="2"/>
               <w:right w:val="single" w:color="2E7D32" w:sz="2"/>
             </w:tcBorders>
             <w:shd w:fill="EAF3EA" w:val="clear"/>
@@ -523,6 +622,7 @@
               <w:bottom w:type="dxa" w:w="120"/>
               <w:right w:type="dxa" w:w="160"/>
             </w:tcMar>
+            <w:vAlign w:val="center"/>
           </w:tcPr>
           <w:p>
             <w:pPr>
@@ -1417,6 +1517,7 @@
     </w:p>
     <w:tbl>
       <w:tblPr>
+        <w:tblLayout w:type="fixed"/>
         <w:tblW w:type="dxa" w:w="9026"/>
         <w:tblBorders>
           <w:top w:val="single" w:color="auto" w:sz="4"/>
@@ -1428,7 +1529,8 @@
         </w:tblBorders>
       </w:tblPr>
       <w:tblGrid>
-        <w:gridCol w:w="9026"/>
+        <w:gridCol w:w="1150"/>
+        <w:gridCol w:w="7876"/>
       </w:tblGrid>
       <w:tr>
         <w:trPr>
@@ -1436,11 +1538,69 @@
         </w:trPr>
         <w:tc>
           <w:tcPr>
-            <w:tcW w:type="dxa" w:w="9026"/>
+            <w:tcW w:type="dxa" w:w="1150"/>
             <w:tcBorders>
               <w:top w:val="single" w:color="B23A3A" w:sz="2"/>
               <w:left w:val="single" w:color="B23A3A" w:sz="18"/>
               <w:bottom w:val="single" w:color="B23A3A" w:sz="2"/>
+              <w:right w:val="nil"/>
+            </w:tcBorders>
+            <w:shd w:fill="FBEAEA" w:val="clear"/>
+            <w:tcMar>
+              <w:top w:type="dxa" w:w="80"/>
+              <w:left w:type="dxa" w:w="120"/>
+              <w:bottom w:type="dxa" w:w="80"/>
+              <w:right w:type="dxa" w:w="60"/>
+            </w:tcMar>
+            <w:vAlign w:val="center"/>
+          </w:tcPr>
+          <w:p>
+            <w:pPr>
+              <w:spacing w:after="0"/>
+              <w:jc w:val="center"/>
+            </w:pPr>
+            <w:r>
+              <w:drawing>
+                <wp:inline distT="0" distB="0" distL="0" distR="0">
+                  <wp:extent cx="409846" cy="576000"/>
+                  <wp:docPr id="902" name="Mascot 2" descr="Mascot"/>
+                  <a:graphic xmlns:a="http://schemas.openxmlformats.org/drawingml/2006/main">
+                    <a:graphicData uri="http://schemas.openxmlformats.org/drawingml/2006/picture">
+                      <pic:pic xmlns:pic="http://schemas.openxmlformats.org/drawingml/2006/picture">
+                        <pic:nvPicPr>
+                          <pic:cNvPr id="902" name="img2.png"/>
+                          <pic:cNvPicPr/>
+                        </pic:nvPicPr>
+                        <pic:blipFill>
+                          <a:blip r:embed="rIdImg2"/>
+                          <a:stretch>
+                            <a:fillRect/>
+                          </a:stretch>
+                        </pic:blipFill>
+                        <pic:spPr>
+                          <a:xfrm>
+                            <a:off x="0" y="0"/>
+                            <a:ext cx="409846" cy="576000"/>
+                          </a:xfrm>
+                          <a:prstGeom prst="rect">
+                            <a:avLst/>
+                          </a:prstGeom>
+                        </pic:spPr>
+                      </pic:pic>
+                    </a:graphicData>
+                  </a:graphic>
+                </wp:inline>
+              </w:drawing>
+            </w:r>
+          </w:p>
+        </w:tc>
+        <w:tc>
+          <w:tcPr>
+            <w:tcW w:type="dxa" w:w="7876"/>
+            <w:tcBorders>
+              <w:top w:val="single" w:color="B23A3A" w:sz="2"/>
+              <w:left w:val="nil"/>
+              <w:bottom w:val="single" w:color="B23A3A" w:sz="2"/>
               <w:right w:val="single" w:color="B23A3A" w:sz="2"/>
             </w:tcBorders>
             <w:shd w:fill="FBEAEA" w:val="clear"/>
@@ -1450,6 +1610,7 @@
               <w:bottom w:type="dxa" w:w="120"/>
               <w:right w:type="dxa" w:w="160"/>
             </w:tcMar>
+            <w:vAlign w:val="center"/>
           </w:tcPr>
           <w:p>
             <w:pPr>
@@ -2231,6 +2392,7 @@
     </w:p>
     <w:tbl>
       <w:tblPr>
+        <w:tblLayout w:type="fixed"/>
         <w:tblW w:type="dxa" w:w="9026"/>
         <w:tblBorders>
           <w:top w:val="single" w:color="auto" w:sz="4"/>
@@ -2242,7 +2404,8 @@
         </w:tblBorders>
       </w:tblPr>
       <w:tblGrid>
-        <w:gridCol w:w="9026"/>
+        <w:gridCol w:w="1150"/>
+        <w:gridCol w:w="7876"/>
       </w:tblGrid>
       <w:tr>
         <w:trPr>
@@ -2250,11 +2413,69 @@
         </w:trPr>
         <w:tc>
           <w:tcPr>
-            <w:tcW w:type="dxa" w:w="9026"/>
+            <w:tcW w:type="dxa" w:w="1150"/>
             <w:tcBorders>
               <w:top w:val="single" w:color="B23A3A" w:sz="2"/>
               <w:left w:val="single" w:color="B23A3A" w:sz="18"/>
               <w:bottom w:val="single" w:color="B23A3A" w:sz="2"/>
+              <w:right w:val="nil"/>
+            </w:tcBorders>
+            <w:shd w:fill="FBEAEA" w:val="clear"/>
+            <w:tcMar>
+              <w:top w:type="dxa" w:w="80"/>
+              <w:left w:type="dxa" w:w="120"/>
+              <w:bottom w:type="dxa" w:w="80"/>
+              <w:right w:type="dxa" w:w="60"/>
+            </w:tcMar>
+            <w:vAlign w:val="center"/>
+          </w:tcPr>
+          <w:p>
+            <w:pPr>
+              <w:spacing w:after="0"/>
+              <w:jc w:val="center"/>
+            </w:pPr>
+            <w:r>
+              <w:drawing>
+                <wp:inline distT="0" distB="0" distL="0" distR="0">
+                  <wp:extent cx="409846" cy="576000"/>
+                  <wp:docPr id="903" name="Mascot 3" descr="Mascot"/>
+                  <a:graphic xmlns:a="http://schemas.openxmlformats.org/drawingml/2006/main">
+                    <a:graphicData uri="http://schemas.openxmlformats.org/drawingml/2006/picture">
+                      <pic:pic xmlns:pic="http://schemas.openxmlformats.org/drawingml/2006/picture">
+                        <pic:nvPicPr>
+                          <pic:cNvPr id="903" name="img3.png"/>
+                          <pic:cNvPicPr/>
+                        </pic:nvPicPr>
+                        <pic:blipFill>
+                          <a:blip r:embed="rIdImg3"/>
+                          <a:stretch>
+                            <a:fillRect/>
+                          </a:stretch>
+                        </pic:blipFill>
+                        <pic:spPr>
+                          <a:xfrm>
+                            <a:off x="0" y="0"/>
+                            <a:ext cx="409846" cy="576000"/>
+                          </a:xfrm>
+                          <a:prstGeom prst="rect">
+                            <a:avLst/>
+                          </a:prstGeom>
+                        </pic:spPr>
+                      </pic:pic>
+                    </a:graphicData>
+                  </a:graphic>
+                </wp:inline>
+              </w:drawing>
+            </w:r>
+          </w:p>
+        </w:tc>
+        <w:tc>
+          <w:tcPr>
+            <w:tcW w:type="dxa" w:w="7876"/>
+            <w:tcBorders>
+              <w:top w:val="single" w:color="B23A3A" w:sz="2"/>
+              <w:left w:val="nil"/>
+              <w:bottom w:val="single" w:color="B23A3A" w:sz="2"/>
               <w:right w:val="single" w:color="B23A3A" w:sz="2"/>
             </w:tcBorders>
             <w:shd w:fill="FBEAEA" w:val="clear"/>
@@ -2264,6 +2485,7 @@
               <w:bottom w:type="dxa" w:w="120"/>
               <w:right w:type="dxa" w:w="160"/>
             </w:tcMar>
+            <w:vAlign w:val="center"/>
           </w:tcPr>
           <w:p>
             <w:pPr>
@@ -3727,6 +3949,7 @@
     </w:p>
     <w:tbl>
       <w:tblPr>
+        <w:tblLayout w:type="fixed"/>
         <w:tblW w:type="dxa" w:w="9026"/>
         <w:tblBorders>
           <w:top w:val="single" w:color="auto" w:sz="4"/>
@@ -3738,7 +3961,8 @@
         </w:tblBorders>
       </w:tblPr>
       <w:tblGrid>
-        <w:gridCol w:w="9026"/>
+        <w:gridCol w:w="1150"/>
+        <w:gridCol w:w="7876"/>
       </w:tblGrid>
       <w:tr>
         <w:trPr>
@@ -3746,11 +3970,69 @@
         </w:trPr>
         <w:tc>
           <w:tcPr>
-            <w:tcW w:type="dxa" w:w="9026"/>
+            <w:tcW w:type="dxa" w:w="1150"/>
             <w:tcBorders>
               <w:top w:val="single" w:color="2E7D32" w:sz="2"/>
               <w:left w:val="single" w:color="2E7D32" w:sz="18"/>
               <w:bottom w:val="single" w:color="2E7D32" w:sz="2"/>
+              <w:right w:val="nil"/>
+            </w:tcBorders>
+            <w:shd w:fill="EAF3EA" w:val="clear"/>
+            <w:tcMar>
+              <w:top w:type="dxa" w:w="80"/>
+              <w:left w:type="dxa" w:w="120"/>
+              <w:bottom w:type="dxa" w:w="80"/>
+              <w:right w:type="dxa" w:w="60"/>
+            </w:tcMar>
+            <w:vAlign w:val="center"/>
+          </w:tcPr>
+          <w:p>
+            <w:pPr>
+              <w:spacing w:after="0"/>
+              <w:jc w:val="center"/>
+            </w:pPr>
+            <w:r>
+              <w:drawing>
+                <wp:inline distT="0" distB="0" distL="0" distR="0">
+                  <wp:extent cx="387692" cy="576000"/>
+                  <wp:docPr id="904" name="Mascot 4" descr="Mascot"/>
+                  <a:graphic xmlns:a="http://schemas.openxmlformats.org/drawingml/2006/main">
+                    <a:graphicData uri="http://schemas.openxmlformats.org/drawingml/2006/picture">
+                      <pic:pic xmlns:pic="http://schemas.openxmlformats.org/drawingml/2006/picture">
+                        <pic:nvPicPr>
+                          <pic:cNvPr id="904" name="img4.png"/>
+                          <pic:cNvPicPr/>
+                        </pic:nvPicPr>
+                        <pic:blipFill>
+                          <a:blip r:embed="rIdImg4"/>
+                          <a:stretch>
+                            <a:fillRect/>
+                          </a:stretch>
+                        </pic:blipFill>
+                        <pic:spPr>
+                          <a:xfrm>
+                            <a:off x="0" y="0"/>
+                            <a:ext cx="387692" cy="576000"/>
+                          </a:xfrm>
+                          <a:prstGeom prst="rect">
+                            <a:avLst/>
+                          </a:prstGeom>
+                        </pic:spPr>
+                      </pic:pic>
+                    </a:graphicData>
+                  </a:graphic>
+                </wp:inline>
+              </w:drawing>
+            </w:r>
+          </w:p>
+        </w:tc>
+        <w:tc>
+          <w:tcPr>
+            <w:tcW w:type="dxa" w:w="7876"/>
+            <w:tcBorders>
+              <w:top w:val="single" w:color="2E7D32" w:sz="2"/>
+              <w:left w:val="nil"/>
+              <w:bottom w:val="single" w:color="2E7D32" w:sz="2"/>
               <w:right w:val="single" w:color="2E7D32" w:sz="2"/>
             </w:tcBorders>
             <w:shd w:fill="EAF3EA" w:val="clear"/>
@@ -3760,6 +4042,7 @@
               <w:bottom w:type="dxa" w:w="120"/>
               <w:right w:type="dxa" w:w="160"/>
             </w:tcMar>
+            <w:vAlign w:val="center"/>
           </w:tcPr>
           <w:p>
             <w:pPr>
@@ -4275,6 +4558,7 @@
     </w:p>
     <w:tbl>
       <w:tblPr>
+        <w:tblLayout w:type="fixed"/>
         <w:tblW w:type="dxa" w:w="9026"/>
         <w:tblBorders>
           <w:top w:val="single" w:color="auto" w:sz="4"/>
@@ -4286,7 +4570,8 @@
         </w:tblBorders>
       </w:tblPr>
       <w:tblGrid>
-        <w:gridCol w:w="9026"/>
+        <w:gridCol w:w="1150"/>
+        <w:gridCol w:w="7876"/>
       </w:tblGrid>
       <w:tr>
         <w:trPr>
@@ -4294,11 +4579,69 @@
         </w:trPr>
         <w:tc>
           <w:tcPr>
-            <w:tcW w:type="dxa" w:w="9026"/>
+            <w:tcW w:type="dxa" w:w="1150"/>
             <w:tcBorders>
               <w:top w:val="single" w:color="2E7D32" w:sz="2"/>
               <w:left w:val="single" w:color="2E7D32" w:sz="18"/>
               <w:bottom w:val="single" w:color="2E7D32" w:sz="2"/>
+              <w:right w:val="nil"/>
+            </w:tcBorders>
+            <w:shd w:fill="EAF3EA" w:val="clear"/>
+            <w:tcMar>
+              <w:top w:type="dxa" w:w="80"/>
+              <w:left w:type="dxa" w:w="120"/>
+              <w:bottom w:type="dxa" w:w="80"/>
+              <w:right w:type="dxa" w:w="60"/>
+            </w:tcMar>
+            <w:vAlign w:val="center"/>
+          </w:tcPr>
+          <w:p>
+            <w:pPr>
+              <w:spacing w:after="0"/>
+              <w:jc w:val="center"/>
+            </w:pPr>
+            <w:r>
+              <w:drawing>
+                <wp:inline distT="0" distB="0" distL="0" distR="0">
+                  <wp:extent cx="387692" cy="576000"/>
+                  <wp:docPr id="905" name="Mascot 5" descr="Mascot"/>
+                  <a:graphic xmlns:a="http://schemas.openxmlformats.org/drawingml/2006/main">
+                    <a:graphicData uri="http://schemas.openxmlformats.org/drawingml/2006/picture">
+                      <pic:pic xmlns:pic="http://schemas.openxmlformats.org/drawingml/2006/picture">
+                        <pic:nvPicPr>
+                          <pic:cNvPr id="905" name="img5.png"/>
+                          <pic:cNvPicPr/>
+                        </pic:nvPicPr>
+                        <pic:blipFill>
+                          <a:blip r:embed="rIdImg5"/>
+                          <a:stretch>
+                            <a:fillRect/>
+                          </a:stretch>
+                        </pic:blipFill>
+                        <pic:spPr>
+                          <a:xfrm>
+                            <a:off x="0" y="0"/>
+                            <a:ext cx="387692" cy="576000"/>
+                          </a:xfrm>
+                          <a:prstGeom prst="rect">
+                            <a:avLst/>
+                          </a:prstGeom>
+                        </pic:spPr>
+                      </pic:pic>
+                    </a:graphicData>
+                  </a:graphic>
+                </wp:inline>
+              </w:drawing>
+            </w:r>
+          </w:p>
+        </w:tc>
+        <w:tc>
+          <w:tcPr>
+            <w:tcW w:type="dxa" w:w="7876"/>
+            <w:tcBorders>
+              <w:top w:val="single" w:color="2E7D32" w:sz="2"/>
+              <w:left w:val="nil"/>
+              <w:bottom w:val="single" w:color="2E7D32" w:sz="2"/>
               <w:right w:val="single" w:color="2E7D32" w:sz="2"/>
             </w:tcBorders>
             <w:shd w:fill="EAF3EA" w:val="clear"/>
@@ -4308,6 +4651,7 @@
               <w:bottom w:type="dxa" w:w="120"/>
               <w:right w:type="dxa" w:w="160"/>
             </w:tcMar>
+            <w:vAlign w:val="center"/>
           </w:tcPr>
           <w:p>
             <w:pPr>

--- a/source/fr/2-level-one.docx
+++ b/source/fr/2-level-one.docx
@@ -135,7 +135,7 @@
           <w:sz w:val="20"/>
           <w:szCs w:val="20"/>
         </w:rPr>
-        <w:t xml:space="preserve">Version 2.2 — Septembre 2026</w:t>
+        <w:t xml:space="preserve">Version 2.3 — Septembre 2026</w:t>
       </w:r>
     </w:p>
     <w:p>
@@ -459,7 +459,7 @@
               <w:spacing w:after="100" w:line="262"/>
             </w:pPr>
             <w:r>
-              <w:t xml:space="preserve">Tout ici reflète Claude en août 2026 : les familles de modèles Opus, Sonnet, Haiku et Fable, l'app de bureau Cowork, et l'accueil unifié qui partage Chat, Cowork et vos Projects dans une seule barre latérale. Anthropic publie des mises à jour très vite — souvent en jours, pas en mois — donc un écran, un nom de menu ou un numéro de modèle a pu déjà bouger. Quand ce que vous voyez ne correspond pas à la page, fiez-vous à l'app et à claude.com. Les idées et les habitudes tiennent même quand les boutons changent de place.</w:t>
+              <w:t xml:space="preserve">Tout ici reflète l'app Claude telle que vérifiée le 29 septembre 2026 : les modèles Opus 5.5, Sonnet 5.5, Haiku 4.5 et Fable 5.1, et la nouvelle app unique où Chat et Cowork partagent une seule zone de message. Anthropic publie des mises à jour très vite — souvent en jours, pas en mois — donc un écran, un nom de menu ou un numéro de modèle a pu déjà bouger. Quand ce que vous voyez ne correspond pas à la page, fiez-vous à l'app et à claude.com. Les idées et les habitudes tiennent même quand les boutons changent de place.</w:t>
             </w:r>
           </w:p>
         </w:tc>
@@ -506,7 +506,7 @@
                 <w:sz w:val="22"/>
                 <w:szCs w:val="22"/>
               </w:rPr>
-              <w:t xml:space="preserve">Chat et Cowork deviennent une seule app</w:t>
+              <w:t xml:space="preserve">Chat et Cowork sont désormais une seule app</w:t>
             </w:r>
           </w:p>
           <w:p>
@@ -516,7 +516,7 @@
               <w:spacing w:after="60" w:line="262"/>
             </w:pPr>
             <w:r>
-              <w:t xml:space="preserve">Depuis fin septembre 2026, Anthropic fusionne Chat et Cowork en une seule app Claude, d'abord sur Pro et Max. Là où ce guide parle de Cowork, vous verrez peut-être simplement Claude. Les idées et les habitudes restent les mêmes.</w:t>
+              <w:t xml:space="preserve">Depuis fin septembre 2026, Chat et Cowork partagent une seule zone de message, avec un sélecteur Chat | Cowork juste en dessous (d'abord sur Pro et Max, les autres forfaits suivent). Cette édition est écrite pour cette nouvelle app.</w:t>
             </w:r>
           </w:p>
         </w:tc>
@@ -636,7 +636,7 @@
                 <w:sz w:val="22"/>
                 <w:szCs w:val="22"/>
               </w:rPr>
-              <w:t xml:space="preserve">Nouveautés de la version 2.2</w:t>
+              <w:t xml:space="preserve">Nouveautés de la version 2.3</w:t>
             </w:r>
           </w:p>
           <w:p>
@@ -647,7 +647,7 @@
               <w:spacing w:after="100" w:line="262"/>
             </w:pPr>
             <w:r>
-              <w:t xml:space="preserve">Ajouts : une courte explication de chaque mot technique à sa première apparition ; un glossaire classé par thème ; une note sur le forfait nécessaire. Mises à jour : les règles tirées de mon expérience sont désormais présentées comme telles, pas comme des faits.</w:t>
+              <w:t xml:space="preserve">Réécrit pour la nouvelle app Claude, vérifiée le 29 septembre 2026 : Chat et Cowork dans une seule zone de message, Web search dans le menu +, les connectors sous Customize, Scheduled et Devices à la place de Dispatch. Modèles actuels : Opus 5.5, Sonnet 5.5, Haiku 4.5, Fable 5.1.</w:t>
             </w:r>
           </w:p>
         </w:tc>
@@ -1378,7 +1378,7 @@
         <w:spacing w:after="100" w:line="262"/>
       </w:pPr>
       <w:r>
-        <w:t xml:space="preserve">Claude semble aussi sûr quand il a tort. Gardez Web Search activé, et demandez-lui de s'auto-vérifier : </w:t>
+        <w:t xml:space="preserve">Claude semble aussi sûr quand il a tort. Gardez Web search activé (une coche dans le menu +), et demandez-lui de s'auto-vérifier : </w:t>
       </w:r>
       <w:r>
         <w:rPr>
@@ -1406,7 +1406,7 @@
         <w:spacing w:after="100" w:line="262"/>
       </w:pPr>
       <w:r>
-        <w:t xml:space="preserve">Un Project est un dossier de conversations qui partagent instructions, fichiers et mémoire. Voici comment en faire un qui fait gagner du temps au lieu de devenir un fourre-tout. Depuis mi-2026, vos projects vivent dans la barre latérale de gauche de l'accueil unifié, partagés entre Chat et Cowork — épinglez ceux que vous utilisez pour les retrouver facilement.</w:t>
+        <w:t xml:space="preserve">Un Project est un dossier de conversations qui partagent instructions, fichiers et mémoire. Voici comment en faire un qui fait gagner du temps au lieu de devenir un fourre-tout. Vos projects se trouvent sous Projects dans la barre latérale de gauche, partagés entre Chat et Cowork — épinglez ceux que vous utilisez pour les retrouver facilement.</w:t>
       </w:r>
     </w:p>
     <w:p>
@@ -1927,7 +1927,7 @@
               <w:spacing w:after="100" w:line="262"/>
             </w:pPr>
             <w:r>
-              <w:t xml:space="preserve">Depuis mi-2026, Cowork a une option « Record a skill » dans le menu + de l'app de bureau. Au lieu d'écrire les étapes, vous enregistrez votre écran et parlez de la tâche pendant que vous la faites une fois, et Claude transforme la démonstration en skill. C'est la voie la plus facile pour un travail plus simple à montrer qu'à décrire — surtout les tâches de navigateur sans connector. N'enregistrez ni mots de passe ni données privées. Sur Pro, Max et Team.</w:t>
+              <w:t xml:space="preserve">Cowork peut afficher une option « Record a skill » dans le menu + (si vous la voyez). Au lieu d'écrire les étapes, vous enregistrez votre écran et parlez de la tâche pendant que vous la faites une fois, et Claude transforme la démonstration en skill. C'est la voie la plus facile pour un travail plus simple à montrer qu'à décrire — surtout les tâches de navigateur sans connector. N'enregistrez ni mots de passe ni données privées.</w:t>
             </w:r>
           </w:p>
         </w:tc>
@@ -2003,7 +2003,7 @@
         <w:t xml:space="preserve">MCP</w:t>
       </w:r>
       <w:r>
-        <w:t xml:space="preserve"> (Model Context Protocol). Vous les ajoutez depuis les réglages Connectors (le « + » dans une conversation, ou Settings, Connectors). Il en existe trois sortes, et la différence compte pour la confiance :</w:t>
+        <w:t xml:space="preserve"> (Model Context Protocol). Vous les parcourez et les ajoutez depuis le menu + → Connectors, ou depuis Customize → Connectors dans la barre latérale de gauche. Il en existe trois sortes, et la différence compte pour la confiance :</w:t>
       </w:r>
     </w:p>
     <w:p>
@@ -2613,7 +2613,7 @@
         <w:t xml:space="preserve">Tâches d'arrière-plan et programmées. </w:t>
       </w:r>
       <w:r>
-        <w:t xml:space="preserve">Du travail qui avance sans surveillance, et même des tâches Dispatch depuis le téléphone.</w:t>
+        <w:t xml:space="preserve">Du travail qui avance sans surveillance (Scheduled dans la barre latérale de gauche). Vous pouvez même lancer une tâche Cowork depuis votre téléphone et choisir quel PC l'exécute (menu + → Devices).</w:t>
       </w:r>
     </w:p>
     <w:p>
@@ -3921,7 +3921,7 @@
         <w:t xml:space="preserve">Programmez-la </w:t>
       </w:r>
       <w:r>
-        <w:t xml:space="preserve">à 07 h les jours ouvrés (votre machine, ou une machine toujours allumée, doit être éveillée).</w:t>
+        <w:t xml:space="preserve">à 07 h les jours ouvrés, avec Scheduled dans la barre latérale de gauche ou en tapant /schedule (votre machine, ou une machine toujours allumée, doit être éveillée).</w:t>
       </w:r>
     </w:p>
     <w:p>
